--- a/Documentacion/Manual De Usuario.docx
+++ b/Documentacion/Manual De Usuario.docx
@@ -1,6 +1,6 @@
 
 <file path=word/document.xml><?xml version="1.0" encoding="utf-8"?>
-<w:document xmlns:wpc="http://schemas.microsoft.com/office/word/2010/wordprocessingCanvas" xmlns:cx="http://schemas.microsoft.com/office/drawing/2014/chartex" xmlns:cx1="http://schemas.microsoft.com/office/drawing/2015/9/8/chartex" xmlns:cx2="http://schemas.microsoft.com/office/drawing/2015/10/21/chartex" xmlns:cx3="http://schemas.microsoft.com/office/drawing/2016/5/9/chartex" xmlns:cx4="http://schemas.microsoft.com/office/drawing/2016/5/10/chartex" xmlns:cx5="http://schemas.microsoft.com/office/drawing/2016/5/11/chartex" xmlns:cx6="http://schemas.microsoft.com/office/drawing/2016/5/12/chartex" xmlns:cx7="http://schemas.microsoft.com/office/drawing/2016/5/13/chartex" xmlns:cx8="http://schemas.microsoft.com/office/drawing/2016/5/14/chartex" xmlns:mc="http://schemas.openxmlformats.org/markup-compatibility/2006" xmlns:aink="http://schemas.microsoft.com/office/drawing/2016/ink" xmlns:am3d="http://schemas.microsoft.com/office/drawing/2017/model3d" xmlns:o="urn:schemas-microsoft-com:office:office" xmlns:oel="http://schemas.microsoft.com/office/2019/extlst" xmlns:r="http://schemas.openxmlformats.org/officeDocument/2006/relationships" xmlns:m="http://schemas.openxmlformats.org/officeDocument/2006/math" xmlns:v="urn:schemas-microsoft-com:vml" xmlns:wp14="http://schemas.microsoft.com/office/word/2010/wordprocessingDrawing" xmlns:wp="http://schemas.openxmlformats.org/drawingml/2006/wordprocessingDrawing" xmlns:w10="urn:schemas-microsoft-com:office:word" xmlns:w="http://schemas.openxmlformats.org/wordprocessingml/2006/main" xmlns:w14="http://schemas.microsoft.com/office/word/2010/wordml" xmlns:w15="http://schemas.microsoft.com/office/word/2012/wordml" xmlns:w16cex="http://schemas.microsoft.com/office/word/2018/wordml/cex" xmlns:w16cid="http://schemas.microsoft.com/office/word/2016/wordml/cid" xmlns:w16="http://schemas.microsoft.com/office/word/2018/wordml" xmlns:w16du="http://schemas.microsoft.com/office/word/2023/wordml/word16du" xmlns:w16sdtdh="http://schemas.microsoft.com/office/word/2020/wordml/sdtdatahash" xmlns:w16sdtfl="http://schemas.microsoft.com/office/word/2024/wordml/sdtformatlock" xmlns:w16se="http://schemas.microsoft.com/office/word/2015/wordml/symex" xmlns:wpg="http://schemas.microsoft.com/office/word/2010/wordprocessingGroup" xmlns:wpi="http://schemas.microsoft.com/office/word/2010/wordprocessingInk" xmlns:wne="http://schemas.microsoft.com/office/word/2006/wordml" xmlns:wps="http://schemas.microsoft.com/office/word/2010/wordprocessingShape" mc:Ignorable="w14 w15 w16se w16cid w16 w16cex w16sdtdh w16sdtfl w16du wp14">
+<w:document xmlns:wpc="http://schemas.microsoft.com/office/word/2010/wordprocessingCanvas" xmlns:cx="http://schemas.microsoft.com/office/drawing/2014/chartex" xmlns:cx1="http://schemas.microsoft.com/office/drawing/2015/9/8/chartex" xmlns:cx2="http://schemas.microsoft.com/office/drawing/2015/10/21/chartex" xmlns:cx3="http://schemas.microsoft.com/office/drawing/2016/5/9/chartex" xmlns:cx4="http://schemas.microsoft.com/office/drawing/2016/5/10/chartex" xmlns:cx5="http://schemas.microsoft.com/office/drawing/2016/5/11/chartex" xmlns:cx6="http://schemas.microsoft.com/office/drawing/2016/5/12/chartex" xmlns:cx7="http://schemas.microsoft.com/office/drawing/2016/5/13/chartex" xmlns:cx8="http://schemas.microsoft.com/office/drawing/2016/5/14/chartex" xmlns:mc="http://schemas.openxmlformats.org/markup-compatibility/2006" xmlns:aink="http://schemas.microsoft.com/office/drawing/2016/ink" xmlns:am3d="http://schemas.microsoft.com/office/drawing/2017/model3d" xmlns:o="urn:schemas-microsoft-com:office:office" xmlns:r="http://schemas.openxmlformats.org/officeDocument/2006/relationships" xmlns:m="http://schemas.openxmlformats.org/officeDocument/2006/math" xmlns:v="urn:schemas-microsoft-com:vml" xmlns:wp14="http://schemas.microsoft.com/office/word/2010/wordprocessingDrawing" xmlns:wp="http://schemas.openxmlformats.org/drawingml/2006/wordprocessingDrawing" xmlns:w10="urn:schemas-microsoft-com:office:word" xmlns:w="http://schemas.openxmlformats.org/wordprocessingml/2006/main" xmlns:w14="http://schemas.microsoft.com/office/word/2010/wordml" xmlns:w15="http://schemas.microsoft.com/office/word/2012/wordml" xmlns:w16cid="http://schemas.microsoft.com/office/word/2016/wordml/cid" xmlns:w16se="http://schemas.microsoft.com/office/word/2015/wordml/symex" xmlns:wpg="http://schemas.microsoft.com/office/word/2010/wordprocessingGroup" xmlns:wpi="http://schemas.microsoft.com/office/word/2010/wordprocessingInk" xmlns:wne="http://schemas.microsoft.com/office/word/2006/wordml" xmlns:wps="http://schemas.microsoft.com/office/word/2010/wordprocessingShape" mc:Ignorable="w14 w15 w16se w16cid wp14">
   <w:body>
     <w:p>
       <w:pPr>
@@ -30,9 +30,17 @@
           <w:noProof/>
         </w:rPr>
         <w:drawing>
-          <wp:inline distT="0" distB="0" distL="0" distR="0" wp14:anchorId="18761112" wp14:editId="279C52C6">
+          <wp:anchor distT="0" distB="0" distL="114300" distR="114300" simplePos="0" relativeHeight="251658240" behindDoc="0" locked="0" layoutInCell="1" allowOverlap="1" wp14:anchorId="18761112" wp14:editId="6F8B18E4">
+            <wp:simplePos x="0" y="0"/>
+            <wp:positionH relativeFrom="margin">
+              <wp:align>left</wp:align>
+            </wp:positionH>
+            <wp:positionV relativeFrom="margin">
+              <wp:posOffset>704850</wp:posOffset>
+            </wp:positionV>
             <wp:extent cx="2485390" cy="5221605"/>
             <wp:effectExtent l="0" t="0" r="0" b="0"/>
+            <wp:wrapSquare wrapText="bothSides"/>
             <wp:docPr id="1" name="Imagen 1"/>
             <wp:cNvGraphicFramePr>
               <a:graphicFrameLocks xmlns:a="http://schemas.openxmlformats.org/drawingml/2006/main" noChangeAspect="1"/>
@@ -45,7 +53,7 @@
                     <pic:cNvPicPr/>
                   </pic:nvPicPr>
                   <pic:blipFill>
-                    <a:blip r:embed="rId5">
+                    <a:blip r:embed="rId6">
                       <a:extLst>
                         <a:ext uri="{28A0092B-C50C-407E-A947-70E740481C1C}">
                           <a14:useLocalDpi xmlns:a14="http://schemas.microsoft.com/office/drawing/2010/main" val="0"/>
@@ -68,7 +76,7 @@
                 </pic:pic>
               </a:graphicData>
             </a:graphic>
-          </wp:inline>
+          </wp:anchor>
         </w:drawing>
       </w:r>
       <w:r>
@@ -183,45 +191,127 @@
         <w:rPr>
           <w:b/>
         </w:rPr>
+        <w:t>Enlace de registro (</w:t>
+      </w:r>
+      <w:proofErr w:type="gramStart"/>
+      <w:r>
+        <w:rPr>
+          <w:b/>
+        </w:rPr>
+        <w:t>“No tienes cuenta?</w:t>
+      </w:r>
+      <w:proofErr w:type="gramEnd"/>
+      <w:r>
+        <w:t xml:space="preserve"> </w:t>
+      </w:r>
+      <w:r>
+        <w:rPr>
+          <w:b/>
+        </w:rPr>
+        <w:t xml:space="preserve">Regístrate aquí): </w:t>
+      </w:r>
+      <w:r>
+        <w:t>Texto interactivo situado en la parte inferior. Si un nuevo usuario descarga la aplicación y no tiene credenciales previas, al pulsar sobre este enlace será redirigido a la pantalla de creación de cuentas.</w:t>
+      </w:r>
+    </w:p>
+    <w:p/>
+    <w:p>
+      <w:pPr>
+        <w:pStyle w:val="Ttulo2"/>
+      </w:pPr>
+      <w:r>
+        <w:t>Pantalla de Registro (Crear cuenta)</w:t>
+      </w:r>
+    </w:p>
+    <w:p>
+      <w:r>
+        <w:rPr>
+          <w:b/>
+          <w:bCs/>
+        </w:rPr>
+        <w:t xml:space="preserve">Descripción general: </w:t>
+      </w:r>
+    </w:p>
+    <w:p>
+      <w:r>
+        <w:t xml:space="preserve">Esta pantalla permite a los nuevos usuarios darse de alta en la plataforma </w:t>
+      </w:r>
+      <w:proofErr w:type="spellStart"/>
+      <w:r>
+        <w:t>GymProgress</w:t>
+      </w:r>
+      <w:proofErr w:type="spellEnd"/>
+      <w:r>
+        <w:t>. Su función es recopilar la información básica necesaria para crear un perfil personal único, donde el usuario podrá guardar de forma segura sus rutinas, medidas y la evolución de sus entrenamientos.</w:t>
+      </w:r>
+    </w:p>
+    <w:p>
+      <w:pPr>
+        <w:rPr>
+          <w:b/>
+          <w:bCs/>
+        </w:rPr>
+      </w:pPr>
+      <w:r>
+        <w:rPr>
+          <w:b/>
+          <w:bCs/>
+        </w:rPr>
+        <w:t>Elementos de la interfaz y uso:</w:t>
+      </w:r>
+    </w:p>
+    <w:p>
+      <w:pPr>
+        <w:pStyle w:val="Prrafodelista"/>
+        <w:numPr>
+          <w:ilvl w:val="0"/>
+          <w:numId w:val="2"/>
+        </w:numPr>
+        <w:rPr>
+          <w:b/>
+          <w:bCs/>
+        </w:rPr>
+      </w:pPr>
+      <w:r>
+        <w:rPr>
+          <w:b/>
+          <w:bCs/>
+        </w:rPr>
+        <w:t xml:space="preserve">Campo “Nombre Completo”: </w:t>
+      </w:r>
+      <w:r>
+        <w:t>Área de texto donde el usuario debe introducir su nombre y apellidos. Este dato se utilizará para dirigirse al usuario dentro de la aplicación, ofreciendo una experiencia más personalizada.</w:t>
+      </w:r>
+    </w:p>
+    <w:p>
+      <w:pPr>
+        <w:pStyle w:val="Prrafodelista"/>
+        <w:numPr>
+          <w:ilvl w:val="0"/>
+          <w:numId w:val="2"/>
+        </w:numPr>
+        <w:rPr>
+          <w:b/>
+          <w:bCs/>
+        </w:rPr>
+      </w:pPr>
+      <w:r>
+        <w:rPr>
+          <w:noProof/>
+        </w:rPr>
         <w:lastRenderedPageBreak/>
-        <w:t>Enlace de registro (</w:t>
-      </w:r>
-      <w:proofErr w:type="gramStart"/>
-      <w:r>
-        <w:rPr>
-          <w:b/>
-        </w:rPr>
-        <w:t>“No tienes cuenta?</w:t>
-      </w:r>
-      <w:proofErr w:type="gramEnd"/>
-      <w:r>
-        <w:t xml:space="preserve"> </w:t>
-      </w:r>
-      <w:r>
-        <w:rPr>
-          <w:b/>
-        </w:rPr>
-        <w:t xml:space="preserve">Regístrate aquí): </w:t>
-      </w:r>
-      <w:r>
-        <w:t>Texto interactivo situado en la parte inferior. Si un nuevo usuario descarga la aplicación y no tiene credenciales previas, al pulsar sobre este enlace será redirigido a la pantalla de creación de cuentas.</w:t>
-      </w:r>
-    </w:p>
-    <w:p/>
-    <w:p>
-      <w:pPr>
-        <w:pStyle w:val="Ttulo2"/>
-      </w:pPr>
-      <w:r>
-        <w:t>Pantalla de Registro (Crear cuenta)</w:t>
-      </w:r>
-    </w:p>
-    <w:p>
-      <w:r>
         <w:drawing>
-          <wp:inline distT="0" distB="0" distL="0" distR="0" wp14:anchorId="20F8E988" wp14:editId="149FF5D5">
+          <wp:anchor distT="0" distB="0" distL="114300" distR="114300" simplePos="0" relativeHeight="251659264" behindDoc="0" locked="0" layoutInCell="1" allowOverlap="1" wp14:anchorId="20F8E988" wp14:editId="7B0CA14C">
+            <wp:simplePos x="0" y="0"/>
+            <wp:positionH relativeFrom="margin">
+              <wp:align>right</wp:align>
+            </wp:positionH>
+            <wp:positionV relativeFrom="margin">
+              <wp:posOffset>-160047</wp:posOffset>
+            </wp:positionV>
             <wp:extent cx="2962275" cy="6649085"/>
             <wp:effectExtent l="0" t="0" r="9525" b="0"/>
+            <wp:wrapSquare wrapText="bothSides"/>
             <wp:docPr id="1935278039" name="Imagen 1"/>
             <wp:cNvGraphicFramePr>
               <a:graphicFrameLocks xmlns:a="http://schemas.openxmlformats.org/drawingml/2006/main" noChangeAspect="1"/>
@@ -234,7 +324,7 @@
                     <pic:cNvPicPr/>
                   </pic:nvPicPr>
                   <pic:blipFill>
-                    <a:blip r:embed="rId6">
+                    <a:blip r:embed="rId7">
                       <a:extLst>
                         <a:ext uri="{28A0092B-C50C-407E-A947-70E740481C1C}">
                           <a14:useLocalDpi xmlns:a14="http://schemas.microsoft.com/office/drawing/2010/main" val="0"/>
@@ -257,7 +347,7 @@
                 </pic:pic>
               </a:graphicData>
             </a:graphic>
-          </wp:inline>
+          </wp:anchor>
         </w:drawing>
       </w:r>
       <w:r>
@@ -265,36 +355,10 @@
           <w:b/>
           <w:bCs/>
         </w:rPr>
-        <w:t xml:space="preserve">Descripción general: </w:t>
-      </w:r>
-    </w:p>
-    <w:p>
-      <w:r>
-        <w:t xml:space="preserve">Esta pantalla permite a los nuevos usuarios darse de alta en la plataforma </w:t>
-      </w:r>
-      <w:proofErr w:type="spellStart"/>
-      <w:r>
-        <w:t>GymProgress</w:t>
-      </w:r>
-      <w:proofErr w:type="spellEnd"/>
-      <w:r>
-        <w:t>. Su función es recopilar la información básica necesaria para crear un perfil personal único, donde el usuario podrá guardar de forma segura sus rutinas, medidas y la evolución de sus entrenamientos.</w:t>
-      </w:r>
-    </w:p>
-    <w:p>
-      <w:pPr>
-        <w:rPr>
-          <w:b/>
-          <w:bCs/>
-        </w:rPr>
-      </w:pPr>
-      <w:r>
-        <w:rPr>
-          <w:b/>
-          <w:bCs/>
-        </w:rPr>
-        <w:lastRenderedPageBreak/>
-        <w:t>Elementos de la interfaz y uso:</w:t>
+        <w:t xml:space="preserve">Campo “Correo electrónico”: </w:t>
+      </w:r>
+      <w:r>
+        <w:t>Área de texto destinada a registrar la dirección de email del usuario. Este correo funcionará como identificador único para iniciar sesión en el futuro y como vía de contacto o recuperación de cuenta si fuera necesario.</w:t>
       </w:r>
     </w:p>
     <w:p>
@@ -314,10 +378,29 @@
           <w:b/>
           <w:bCs/>
         </w:rPr>
-        <w:t xml:space="preserve">Campo “Nombre Completo”: </w:t>
-      </w:r>
-      <w:r>
-        <w:t>Área de texto donde el usuario debe introducir su nombre y apellidos. Este dato se utilizará para dirigirse al usuario dentro de la aplicación, ofreciendo una experiencia más personalizada.</w:t>
+        <w:t xml:space="preserve">Campo “Contraseña”: </w:t>
+      </w:r>
+      <w:r>
+        <w:t>Área de texto para establecer la clave de seguridad de la nueva cuenta.</w:t>
+      </w:r>
+    </w:p>
+    <w:p>
+      <w:pPr>
+        <w:pStyle w:val="Prrafodelista"/>
+        <w:numPr>
+          <w:ilvl w:val="1"/>
+          <w:numId w:val="2"/>
+        </w:numPr>
+        <w:rPr>
+          <w:b/>
+          <w:bCs/>
+        </w:rPr>
+      </w:pPr>
+      <w:r>
+        <w:t xml:space="preserve">Funcionalidad de visibilidad: Al igual que en la pantalla de inicio de sesión, incorpora un icono en forma de ojo en el margen derecho. Al pulsarlo, el usuario puede revelar los caracteres introducidos para asegurarse </w:t>
+      </w:r>
+      <w:r>
+        <w:t>de que ha escrito la contraseña correctamente antes de crear la cuenta.</w:t>
       </w:r>
     </w:p>
     <w:p>
@@ -337,10 +420,10 @@
           <w:b/>
           <w:bCs/>
         </w:rPr>
-        <w:t xml:space="preserve">Campo “Correo electrónico”: </w:t>
-      </w:r>
-      <w:r>
-        <w:t>Área de texto destinada a registrar la dirección de email del usuario. Este correo funcionará como identificador único para iniciar sesión en el futuro y como vía de contacto o recuperación de cuenta si fuera necesario.</w:t>
+        <w:t xml:space="preserve">Botón “REGISTRARSE”: </w:t>
+      </w:r>
+      <w:r>
+        <w:t>Botón de acción principal. Una vez cumplimentados todos los campos correctamente, el usuario debe pulsar este botón. El sistema procesará la solicitud, creará el nuevo perfil en la base de datos y dará acceso al interior de la aplicación.</w:t>
       </w:r>
     </w:p>
     <w:p>
@@ -360,71 +443,6 @@
           <w:b/>
           <w:bCs/>
         </w:rPr>
-        <w:t xml:space="preserve">Campo “Contraseña”: </w:t>
-      </w:r>
-      <w:r>
-        <w:t>Área de texto para establecer la clave de seguridad de la nueva cuenta.</w:t>
-      </w:r>
-    </w:p>
-    <w:p>
-      <w:pPr>
-        <w:pStyle w:val="Prrafodelista"/>
-        <w:numPr>
-          <w:ilvl w:val="1"/>
-          <w:numId w:val="2"/>
-        </w:numPr>
-        <w:rPr>
-          <w:b/>
-          <w:bCs/>
-        </w:rPr>
-      </w:pPr>
-      <w:r>
-        <w:t xml:space="preserve">Funcionalidad de visibilidad: Al igual que en la pantalla de inicio de sesión, incorpora un icono en forma de ojo en el margen derecho. Al pulsarlo, el usuario puede revelar los caracteres introducidos para asegurarse </w:t>
-      </w:r>
-      <w:r>
-        <w:t>de que ha escrito la contraseña correctamente antes de crear la cuenta.</w:t>
-      </w:r>
-    </w:p>
-    <w:p>
-      <w:pPr>
-        <w:pStyle w:val="Prrafodelista"/>
-        <w:numPr>
-          <w:ilvl w:val="0"/>
-          <w:numId w:val="2"/>
-        </w:numPr>
-        <w:rPr>
-          <w:b/>
-          <w:bCs/>
-        </w:rPr>
-      </w:pPr>
-      <w:r>
-        <w:rPr>
-          <w:b/>
-          <w:bCs/>
-        </w:rPr>
-        <w:t xml:space="preserve">Botón “REGISTRARSE”: </w:t>
-      </w:r>
-      <w:r>
-        <w:t>Botón de acción principal. Una vez cumplimentados todos los campos correctamente, el usuario debe pulsar este botón. El sistema procesará la solicitud, creará el nuevo perfil en la base de datos y dará acceso al interior de la aplicación.</w:t>
-      </w:r>
-    </w:p>
-    <w:p>
-      <w:pPr>
-        <w:pStyle w:val="Prrafodelista"/>
-        <w:numPr>
-          <w:ilvl w:val="0"/>
-          <w:numId w:val="2"/>
-        </w:numPr>
-        <w:rPr>
-          <w:b/>
-          <w:bCs/>
-        </w:rPr>
-      </w:pPr>
-      <w:r>
-        <w:rPr>
-          <w:b/>
-          <w:bCs/>
-        </w:rPr>
         <w:t xml:space="preserve">Enlace “Ya tengo una cuenta. Iniciar sesión”: </w:t>
       </w:r>
       <w:r>
@@ -449,10 +467,21 @@
         </w:rPr>
       </w:pPr>
       <w:r>
+        <w:rPr>
+          <w:noProof/>
+        </w:rPr>
         <w:drawing>
-          <wp:inline distT="0" distB="0" distL="0" distR="0" wp14:anchorId="31AFC625" wp14:editId="3F515215">
-            <wp:extent cx="2905530" cy="6630325"/>
+          <wp:anchor distT="0" distB="0" distL="114300" distR="114300" simplePos="0" relativeHeight="251660288" behindDoc="0" locked="0" layoutInCell="1" allowOverlap="1" wp14:anchorId="31AFC625" wp14:editId="3FD943C9">
+            <wp:simplePos x="0" y="0"/>
+            <wp:positionH relativeFrom="margin">
+              <wp:align>left</wp:align>
+            </wp:positionH>
+            <wp:positionV relativeFrom="margin">
+              <wp:posOffset>230505</wp:posOffset>
+            </wp:positionV>
+            <wp:extent cx="2905125" cy="6630035"/>
             <wp:effectExtent l="0" t="0" r="9525" b="0"/>
+            <wp:wrapSquare wrapText="bothSides"/>
             <wp:docPr id="2057103801" name="Imagen 1"/>
             <wp:cNvGraphicFramePr>
               <a:graphicFrameLocks xmlns:a="http://schemas.openxmlformats.org/drawingml/2006/main" noChangeAspect="1"/>
@@ -465,7 +494,13 @@
                     <pic:cNvPicPr/>
                   </pic:nvPicPr>
                   <pic:blipFill>
-                    <a:blip r:embed="rId7"/>
+                    <a:blip r:embed="rId8">
+                      <a:extLst>
+                        <a:ext uri="{28A0092B-C50C-407E-A947-70E740481C1C}">
+                          <a14:useLocalDpi xmlns:a14="http://schemas.microsoft.com/office/drawing/2010/main" val="0"/>
+                        </a:ext>
+                      </a:extLst>
+                    </a:blip>
                     <a:stretch>
                       <a:fillRect/>
                     </a:stretch>
@@ -473,7 +508,7 @@
                   <pic:spPr>
                     <a:xfrm>
                       <a:off x="0" y="0"/>
-                      <a:ext cx="2905530" cy="6630325"/>
+                      <a:ext cx="2905125" cy="6630035"/>
                     </a:xfrm>
                     <a:prstGeom prst="rect">
                       <a:avLst/>
@@ -482,7 +517,7 @@
                 </pic:pic>
               </a:graphicData>
             </a:graphic>
-          </wp:inline>
+          </wp:anchor>
         </w:drawing>
       </w:r>
       <w:r>
@@ -530,7 +565,21 @@
           <w:b/>
           <w:bCs/>
         </w:rPr>
-        <w:t xml:space="preserve">Mensaje de </w:t>
+        <w:t>Mensaje de bienvenida</w:t>
+      </w:r>
+      <w:r>
+        <w:rPr>
+          <w:b/>
+          <w:bCs/>
+        </w:rPr>
+        <w:t xml:space="preserve"> </w:t>
+      </w:r>
+      <w:r>
+        <w:rPr>
+          <w:b/>
+          <w:bCs/>
+        </w:rPr>
+        <w:t>(</w:t>
       </w:r>
       <w:proofErr w:type="gramStart"/>
       <w:r>
@@ -538,7 +587,7 @@
           <w:b/>
           <w:bCs/>
         </w:rPr>
-        <w:t>bienvenida(“Hola, [Nombre]!</w:t>
+        <w:t>“Hola, [Nombre]!</w:t>
       </w:r>
       <w:proofErr w:type="gramEnd"/>
       <w:r>
@@ -569,7 +618,6 @@
           <w:b/>
           <w:bCs/>
         </w:rPr>
-        <w:lastRenderedPageBreak/>
         <w:t>Botón “Mis ENTRENAMIENTOS”:</w:t>
       </w:r>
       <w:r>
@@ -661,6 +709,7 @@
       </w:r>
     </w:p>
     <w:p/>
+    <w:p/>
     <w:p>
       <w:pPr>
         <w:pStyle w:val="Ttulo2"/>
@@ -672,10 +721,21 @@
     </w:p>
     <w:p>
       <w:r>
+        <w:rPr>
+          <w:noProof/>
+        </w:rPr>
         <w:drawing>
-          <wp:inline distT="0" distB="0" distL="0" distR="0" wp14:anchorId="6166D884" wp14:editId="418D3D29">
-            <wp:extent cx="2934109" cy="6611273"/>
+          <wp:anchor distT="0" distB="0" distL="114300" distR="114300" simplePos="0" relativeHeight="251661312" behindDoc="0" locked="0" layoutInCell="1" allowOverlap="1" wp14:anchorId="6166D884" wp14:editId="443C7A4E">
+            <wp:simplePos x="0" y="0"/>
+            <wp:positionH relativeFrom="margin">
+              <wp:align>right</wp:align>
+            </wp:positionH>
+            <wp:positionV relativeFrom="margin">
+              <wp:posOffset>230505</wp:posOffset>
+            </wp:positionV>
+            <wp:extent cx="2933700" cy="6610985"/>
             <wp:effectExtent l="0" t="0" r="0" b="0"/>
+            <wp:wrapSquare wrapText="bothSides"/>
             <wp:docPr id="1600249446" name="Imagen 1"/>
             <wp:cNvGraphicFramePr>
               <a:graphicFrameLocks xmlns:a="http://schemas.openxmlformats.org/drawingml/2006/main" noChangeAspect="1"/>
@@ -688,7 +748,171 @@
                     <pic:cNvPicPr/>
                   </pic:nvPicPr>
                   <pic:blipFill>
-                    <a:blip r:embed="rId8"/>
+                    <a:blip r:embed="rId9">
+                      <a:extLst>
+                        <a:ext uri="{28A0092B-C50C-407E-A947-70E740481C1C}">
+                          <a14:useLocalDpi xmlns:a14="http://schemas.microsoft.com/office/drawing/2010/main" val="0"/>
+                        </a:ext>
+                      </a:extLst>
+                    </a:blip>
+                    <a:stretch>
+                      <a:fillRect/>
+                    </a:stretch>
+                  </pic:blipFill>
+                  <pic:spPr>
+                    <a:xfrm>
+                      <a:off x="0" y="0"/>
+                      <a:ext cx="2933700" cy="6610985"/>
+                    </a:xfrm>
+                    <a:prstGeom prst="rect">
+                      <a:avLst/>
+                    </a:prstGeom>
+                  </pic:spPr>
+                </pic:pic>
+              </a:graphicData>
+            </a:graphic>
+          </wp:anchor>
+        </w:drawing>
+      </w:r>
+      <w:r>
+        <w:rPr>
+          <w:b/>
+          <w:bCs/>
+        </w:rPr>
+        <w:t>Descripción general:</w:t>
+      </w:r>
+      <w:r>
+        <w:t xml:space="preserve"> </w:t>
+      </w:r>
+    </w:p>
+    <w:p>
+      <w:r>
+        <w:t>Esta interfaz actúa como el registro histórico y el punto de partida para la actividad física del usuario. Permite visualizar de un vistazo rápido las sesiones de ejercicio realizadas previamente y ofrece el acceso directo para comenzar una nueva rutina de entrenamiento.</w:t>
+      </w:r>
+    </w:p>
+    <w:p>
+      <w:r>
+        <w:rPr>
+          <w:b/>
+          <w:bCs/>
+        </w:rPr>
+        <w:t>Elementos de la interfaz y uso:</w:t>
+      </w:r>
+    </w:p>
+    <w:p>
+      <w:pPr>
+        <w:numPr>
+          <w:ilvl w:val="0"/>
+          <w:numId w:val="4"/>
+        </w:numPr>
+      </w:pPr>
+      <w:r>
+        <w:rPr>
+          <w:b/>
+          <w:bCs/>
+        </w:rPr>
+        <w:t>Sección "Historial reciente":</w:t>
+      </w:r>
+      <w:r>
+        <w:t xml:space="preserve"> Área que muestra una lista cronológica de las sesiones de entrenamiento guardadas por el usuario.</w:t>
+      </w:r>
+    </w:p>
+    <w:p>
+      <w:pPr>
+        <w:numPr>
+          <w:ilvl w:val="1"/>
+          <w:numId w:val="4"/>
+        </w:numPr>
+      </w:pPr>
+      <w:r>
+        <w:rPr>
+          <w:i/>
+          <w:iCs/>
+        </w:rPr>
+        <w:t>Registros de entrenamiento:</w:t>
+      </w:r>
+      <w:r>
+        <w:t xml:space="preserve"> Cada elemento de la lista representa una sesión completada, identificada mediante la etiqueta "Entrenamiento" acompañada de la fecha y la hora exacta en la que se registró (por ejemplo, </w:t>
+      </w:r>
+      <w:r>
+        <w:rPr>
+          <w:i/>
+          <w:iCs/>
+        </w:rPr>
+        <w:t>2026-05-18</w:t>
+      </w:r>
+      <w:r>
+        <w:t>). Esta lista permite al usuario llevar un control temporal de su constancia.</w:t>
+      </w:r>
+    </w:p>
+    <w:p>
+      <w:pPr>
+        <w:numPr>
+          <w:ilvl w:val="0"/>
+          <w:numId w:val="4"/>
+        </w:numPr>
+      </w:pPr>
+      <w:r>
+        <w:rPr>
+          <w:b/>
+          <w:bCs/>
+        </w:rPr>
+        <w:t>Botón "EMPEZAR ENTRENAMIENTO":</w:t>
+      </w:r>
+      <w:r>
+        <w:t xml:space="preserve"> Es el botón de acción principal, destacado en la parte inferior de la pantalla. Al pulsarlo, el usuario iniciará un nuevo flujo de trabajo para registrar una sesión de ejercicio en tiempo real o introducir los datos de su rutina actual.</w:t>
+      </w:r>
+    </w:p>
+    <w:p/>
+    <w:p/>
+    <w:p/>
+    <w:p/>
+    <w:p/>
+    <w:p>
+      <w:pPr>
+        <w:pStyle w:val="Ttulo2"/>
+      </w:pPr>
+      <w:r>
+        <w:lastRenderedPageBreak/>
+        <w:t>Detalle de la Sesión de Entrenamiento</w:t>
+      </w:r>
+    </w:p>
+    <w:p>
+      <w:r>
+        <w:rPr>
+          <w:noProof/>
+        </w:rPr>
+        <w:drawing>
+          <wp:anchor distT="0" distB="0" distL="114300" distR="114300" simplePos="0" relativeHeight="251662336" behindDoc="0" locked="0" layoutInCell="1" allowOverlap="1" wp14:anchorId="15F95FF0" wp14:editId="4B719870">
+            <wp:simplePos x="0" y="0"/>
+            <wp:positionH relativeFrom="margin">
+              <wp:align>left</wp:align>
+            </wp:positionH>
+            <wp:positionV relativeFrom="margin">
+              <wp:posOffset>226695</wp:posOffset>
+            </wp:positionV>
+            <wp:extent cx="2934109" cy="6611273"/>
+            <wp:effectExtent l="0" t="0" r="0" b="0"/>
+            <wp:wrapSquare wrapText="bothSides"/>
+            <wp:docPr id="1001421491" name="Imagen 1"/>
+            <wp:cNvGraphicFramePr>
+              <a:graphicFrameLocks xmlns:a="http://schemas.openxmlformats.org/drawingml/2006/main" noChangeAspect="1"/>
+            </wp:cNvGraphicFramePr>
+            <a:graphic xmlns:a="http://schemas.openxmlformats.org/drawingml/2006/main">
+              <a:graphicData uri="http://schemas.openxmlformats.org/drawingml/2006/picture">
+                <pic:pic xmlns:pic="http://schemas.openxmlformats.org/drawingml/2006/picture">
+                  <pic:nvPicPr>
+                    <pic:cNvPr id="1001421491" name=""/>
+                    <pic:cNvPicPr/>
+                  </pic:nvPicPr>
+                  <pic:blipFill>
+                    <a:blip r:embed="rId10">
+                      <a:extLst>
+                        <a:ext uri="{28A0092B-C50C-407E-A947-70E740481C1C}">
+                          <a14:useLocalDpi xmlns:a14="http://schemas.microsoft.com/office/drawing/2010/main" val="0"/>
+                        </a:ext>
+                      </a:extLst>
+                    </a:blip>
                     <a:stretch>
                       <a:fillRect/>
                     </a:stretch>
@@ -705,7 +929,7 @@
                 </pic:pic>
               </a:graphicData>
             </a:graphic>
-          </wp:inline>
+          </wp:anchor>
         </w:drawing>
       </w:r>
       <w:r>
@@ -721,7 +945,7 @@
     </w:p>
     <w:p>
       <w:r>
-        <w:t>Esta interfaz actúa como el registro histórico y el punto de partida para la actividad física del usuario. Permite visualizar de un vistazo rápido las sesiones de ejercicio realizadas previamente y ofrece el acceso directo para comenzar una nueva rutina de entrenamiento.</w:t>
+        <w:t>Esta pantalla ofrece una vista pormenorizada de una sesión de entrenamiento específica. Su objetivo es que el usuario pueda consultar de forma estructurada qué ejercicios realizó en una fecha determinada, así como el volumen de trabajo y la intensidad de cada una de las series completadas.</w:t>
       </w:r>
     </w:p>
     <w:p>
@@ -737,176 +961,28 @@
       <w:pPr>
         <w:numPr>
           <w:ilvl w:val="0"/>
-          <w:numId w:val="4"/>
-        </w:numPr>
-      </w:pPr>
-      <w:r>
-        <w:rPr>
-          <w:b/>
-          <w:bCs/>
-        </w:rPr>
-        <w:t>Sección "Historial reciente":</w:t>
-      </w:r>
-      <w:r>
-        <w:t xml:space="preserve"> Área que muestra una lista cronológica de las sesiones de entrenamiento guardadas por el usuario.</w:t>
-      </w:r>
-    </w:p>
-    <w:p>
-      <w:pPr>
-        <w:numPr>
-          <w:ilvl w:val="1"/>
-          <w:numId w:val="4"/>
-        </w:numPr>
-      </w:pPr>
+          <w:numId w:val="5"/>
+        </w:numPr>
+      </w:pPr>
+      <w:r>
+        <w:rPr>
+          <w:b/>
+          <w:bCs/>
+        </w:rPr>
+        <w:t>Encabezado principal:</w:t>
+      </w:r>
+      <w:r>
+        <w:t xml:space="preserve"> Muestra el título "Entrenamiento:" seguido de la fecha en la que se registró la sesión (por ejemplo, </w:t>
+      </w:r>
       <w:r>
         <w:rPr>
           <w:i/>
           <w:iCs/>
         </w:rPr>
-        <w:t>Registros de entrenamiento:</w:t>
-      </w:r>
-      <w:r>
-        <w:t xml:space="preserve"> Cada elemento de la lista representa una sesión completada, identificada mediante la etiqueta "Entrenamiento" acompañada </w:t>
-      </w:r>
-      <w:r>
-        <w:lastRenderedPageBreak/>
-        <w:t xml:space="preserve">de la fecha y la hora exacta en la que se registró (por ejemplo, </w:t>
-      </w:r>
-      <w:r>
-        <w:rPr>
-          <w:i/>
-          <w:iCs/>
-        </w:rPr>
         <w:t>2026-05-18</w:t>
       </w:r>
       <w:r>
-        <w:t>). Esta lista permite al usuario llevar un control temporal de su constancia.</w:t>
-      </w:r>
-    </w:p>
-    <w:p>
-      <w:pPr>
-        <w:numPr>
-          <w:ilvl w:val="0"/>
-          <w:numId w:val="4"/>
-        </w:numPr>
-      </w:pPr>
-      <w:r>
-        <w:rPr>
-          <w:b/>
-          <w:bCs/>
-        </w:rPr>
-        <w:t>Botón "EMPEZAR ENTRENAMIENTO":</w:t>
-      </w:r>
-      <w:r>
-        <w:t xml:space="preserve"> Es el botón de acción principal (CTA - </w:t>
-      </w:r>
-      <w:r>
-        <w:rPr>
-          <w:i/>
-          <w:iCs/>
-        </w:rPr>
-        <w:t xml:space="preserve">Call </w:t>
-      </w:r>
-      <w:proofErr w:type="spellStart"/>
-      <w:r>
-        <w:rPr>
-          <w:i/>
-          <w:iCs/>
-        </w:rPr>
-        <w:t>to</w:t>
-      </w:r>
-      <w:proofErr w:type="spellEnd"/>
-      <w:r>
-        <w:rPr>
-          <w:i/>
-          <w:iCs/>
-        </w:rPr>
-        <w:t xml:space="preserve"> </w:t>
-      </w:r>
-      <w:proofErr w:type="spellStart"/>
-      <w:r>
-        <w:rPr>
-          <w:i/>
-          <w:iCs/>
-        </w:rPr>
-        <w:t>Action</w:t>
-      </w:r>
-      <w:proofErr w:type="spellEnd"/>
-      <w:r>
-        <w:t>), destacado en la parte inferior de la pantalla. Al pulsarlo, el usuario iniciará un nuevo flujo de trabajo para registrar una sesión de ejercicio en tiempo real o introducir los datos de su rutina actual.</w:t>
-      </w:r>
-    </w:p>
-    <w:p/>
-    <w:p>
-      <w:pPr>
-        <w:pStyle w:val="Ttulo2"/>
-      </w:pPr>
-      <w:r>
-        <w:t>Detalle de la Sesión de Entrenamiento</w:t>
-      </w:r>
-    </w:p>
-    <w:p>
-      <w:r>
-        <w:drawing>
-          <wp:inline distT="0" distB="0" distL="0" distR="0" wp14:anchorId="15F95FF0" wp14:editId="1AE2365C">
-            <wp:extent cx="2934109" cy="6611273"/>
-            <wp:effectExtent l="0" t="0" r="0" b="0"/>
-            <wp:docPr id="1001421491" name="Imagen 1"/>
-            <wp:cNvGraphicFramePr>
-              <a:graphicFrameLocks xmlns:a="http://schemas.openxmlformats.org/drawingml/2006/main" noChangeAspect="1"/>
-            </wp:cNvGraphicFramePr>
-            <a:graphic xmlns:a="http://schemas.openxmlformats.org/drawingml/2006/main">
-              <a:graphicData uri="http://schemas.openxmlformats.org/drawingml/2006/picture">
-                <pic:pic xmlns:pic="http://schemas.openxmlformats.org/drawingml/2006/picture">
-                  <pic:nvPicPr>
-                    <pic:cNvPr id="1001421491" name=""/>
-                    <pic:cNvPicPr/>
-                  </pic:nvPicPr>
-                  <pic:blipFill>
-                    <a:blip r:embed="rId9"/>
-                    <a:stretch>
-                      <a:fillRect/>
-                    </a:stretch>
-                  </pic:blipFill>
-                  <pic:spPr>
-                    <a:xfrm>
-                      <a:off x="0" y="0"/>
-                      <a:ext cx="2934109" cy="6611273"/>
-                    </a:xfrm>
-                    <a:prstGeom prst="rect">
-                      <a:avLst/>
-                    </a:prstGeom>
-                  </pic:spPr>
-                </pic:pic>
-              </a:graphicData>
-            </a:graphic>
-          </wp:inline>
-        </w:drawing>
-      </w:r>
-      <w:r>
-        <w:rPr>
-          <w:b/>
-          <w:bCs/>
-        </w:rPr>
-        <w:t>Descripción general:</w:t>
-      </w:r>
-      <w:r>
-        <w:t xml:space="preserve"> </w:t>
-      </w:r>
-    </w:p>
-    <w:p>
-      <w:r>
-        <w:lastRenderedPageBreak/>
-        <w:t>Esta pantalla ofrece una vista pormenorizada de una sesión de entrenamiento específica. Su objetivo es que el usuario pueda consultar de forma estructurada qué ejercicios realizó en una fecha determinada, así como el volumen de trabajo y la intensidad de cada una de las series completadas.</w:t>
-      </w:r>
-    </w:p>
-    <w:p>
-      <w:r>
-        <w:rPr>
-          <w:b/>
-          <w:bCs/>
-        </w:rPr>
-        <w:t>Elementos de la interfaz y uso:</w:t>
+        <w:t>), sirviendo como confirmación visual del día que se está consultando.</w:t>
       </w:r>
     </w:p>
     <w:p>
@@ -921,34 +997,6 @@
           <w:b/>
           <w:bCs/>
         </w:rPr>
-        <w:t>Encabezado principal:</w:t>
-      </w:r>
-      <w:r>
-        <w:t xml:space="preserve"> Muestra el título "Entrenamiento:" seguido de la fecha en la que se registró la sesión (por ejemplo, </w:t>
-      </w:r>
-      <w:r>
-        <w:rPr>
-          <w:i/>
-          <w:iCs/>
-        </w:rPr>
-        <w:t>2026-05-18</w:t>
-      </w:r>
-      <w:r>
-        <w:t>), sirviendo como confirmación visual del día que se está consultando.</w:t>
-      </w:r>
-    </w:p>
-    <w:p>
-      <w:pPr>
-        <w:numPr>
-          <w:ilvl w:val="0"/>
-          <w:numId w:val="5"/>
-        </w:numPr>
-      </w:pPr>
-      <w:r>
-        <w:rPr>
-          <w:b/>
-          <w:bCs/>
-        </w:rPr>
         <w:t>Tarjeta de Ejercicio (Card):</w:t>
       </w:r>
       <w:r>
@@ -1046,19 +1094,6 @@
       </w:r>
     </w:p>
     <w:p/>
-    <w:p/>
-    <w:p/>
-    <w:p/>
-    <w:p/>
-    <w:p/>
-    <w:p/>
-    <w:p/>
-    <w:p/>
-    <w:p/>
-    <w:p/>
-    <w:p/>
-    <w:p/>
-    <w:p/>
     <w:p>
       <w:pPr>
         <w:pStyle w:val="Ttulo2"/>
@@ -1077,23 +1112,20 @@
       </w:pPr>
       <w:r>
         <w:rPr>
-          <w:b/>
-          <w:bCs/>
-        </w:rPr>
-        <w:t>Descripción general:</w:t>
-      </w:r>
-    </w:p>
-    <w:p>
-      <w:r>
-        <w:t>Este conjunto de interfaces conforma el entorno de trabajo activo donde el usuario registra su entrenamiento en tiempo real. El sistema está diseñado para ser ágil e intuitivo, minimizando las distracciones durante la sesión de ejercicio mientras permite registrar una gran cantidad de variables de rendimiento.</w:t>
-      </w:r>
-    </w:p>
-    <w:p>
-      <w:r>
+          <w:noProof/>
+        </w:rPr>
         <w:drawing>
-          <wp:inline distT="0" distB="0" distL="0" distR="0" wp14:anchorId="3C7FDF7E" wp14:editId="10ADC283">
-            <wp:extent cx="2924583" cy="6639852"/>
+          <wp:anchor distT="0" distB="0" distL="114300" distR="114300" simplePos="0" relativeHeight="251663360" behindDoc="0" locked="0" layoutInCell="1" allowOverlap="1" wp14:anchorId="3C7FDF7E" wp14:editId="6718F62A">
+            <wp:simplePos x="0" y="0"/>
+            <wp:positionH relativeFrom="margin">
+              <wp:align>right</wp:align>
+            </wp:positionH>
+            <wp:positionV relativeFrom="margin">
+              <wp:align>top</wp:align>
+            </wp:positionV>
+            <wp:extent cx="2924175" cy="6639560"/>
             <wp:effectExtent l="0" t="0" r="9525" b="8890"/>
+            <wp:wrapSquare wrapText="bothSides"/>
             <wp:docPr id="201707996" name="Imagen 1"/>
             <wp:cNvGraphicFramePr>
               <a:graphicFrameLocks xmlns:a="http://schemas.openxmlformats.org/drawingml/2006/main" noChangeAspect="1"/>
@@ -1106,7 +1138,13 @@
                     <pic:cNvPicPr/>
                   </pic:nvPicPr>
                   <pic:blipFill>
-                    <a:blip r:embed="rId10"/>
+                    <a:blip r:embed="rId11">
+                      <a:extLst>
+                        <a:ext uri="{28A0092B-C50C-407E-A947-70E740481C1C}">
+                          <a14:useLocalDpi xmlns:a14="http://schemas.microsoft.com/office/drawing/2010/main" val="0"/>
+                        </a:ext>
+                      </a:extLst>
+                    </a:blip>
                     <a:stretch>
                       <a:fillRect/>
                     </a:stretch>
@@ -1114,7 +1152,7 @@
                   <pic:spPr>
                     <a:xfrm>
                       <a:off x="0" y="0"/>
-                      <a:ext cx="2924583" cy="6639852"/>
+                      <a:ext cx="2924175" cy="6639560"/>
                     </a:xfrm>
                     <a:prstGeom prst="rect">
                       <a:avLst/>
@@ -1123,10 +1161,23 @@
                 </pic:pic>
               </a:graphicData>
             </a:graphic>
-          </wp:inline>
+          </wp:anchor>
         </w:drawing>
       </w:r>
-    </w:p>
+      <w:r>
+        <w:rPr>
+          <w:b/>
+          <w:bCs/>
+        </w:rPr>
+        <w:t>Descripción general:</w:t>
+      </w:r>
+    </w:p>
+    <w:p>
+      <w:r>
+        <w:t>Este conjunto de interfaces conforma el entorno de trabajo activo donde el usuario registra su entrenamiento en tiempo real. El sistema está diseñado para ser ágil e intuitivo, minimizando las distracciones durante la sesión de ejercicio mientras permite registrar una gran cantidad de variables de rendimiento.</w:t>
+      </w:r>
+    </w:p>
+    <w:p/>
     <w:p>
       <w:r>
         <w:rPr>
@@ -1151,11 +1202,7 @@
         <w:t>Temporizador general:</w:t>
       </w:r>
       <w:r>
-        <w:t xml:space="preserve"> Situado en la parte superior izquierda (ej. "00:07"), este cronómetro se inicia automáticamente al comenzar la sesión. Registra el tiempo total </w:t>
-      </w:r>
-      <w:r>
-        <w:lastRenderedPageBreak/>
-        <w:t>transcurrido del entrenamiento, permitiendo al usuario controlar la duración total de su rutina.</w:t>
+        <w:t xml:space="preserve"> Situado en la parte superior izquierda (ej. "00:07"), este cronómetro se inicia automáticamente al comenzar la sesión. Registra el tiempo total transcurrido del entrenamiento, permitiendo al usuario controlar la duración total de su rutina.</w:t>
       </w:r>
     </w:p>
     <w:p>
@@ -1205,12 +1252,29 @@
       </w:r>
     </w:p>
     <w:p/>
-    <w:p>
-      <w:r>
+    <w:p/>
+    <w:p/>
+    <w:p/>
+    <w:p/>
+    <w:p/>
+    <w:p>
+      <w:r>
+        <w:rPr>
+          <w:noProof/>
+        </w:rPr>
+        <w:lastRenderedPageBreak/>
         <w:drawing>
-          <wp:inline distT="0" distB="0" distL="0" distR="0" wp14:anchorId="0B9D5014" wp14:editId="2D15D2DA">
+          <wp:anchor distT="0" distB="0" distL="114300" distR="114300" simplePos="0" relativeHeight="251664384" behindDoc="0" locked="0" layoutInCell="1" allowOverlap="1" wp14:anchorId="0B9D5014" wp14:editId="486C0C0F">
+            <wp:simplePos x="0" y="0"/>
+            <wp:positionH relativeFrom="margin">
+              <wp:posOffset>-437322</wp:posOffset>
+            </wp:positionH>
+            <wp:positionV relativeFrom="page">
+              <wp:posOffset>909209</wp:posOffset>
+            </wp:positionV>
             <wp:extent cx="2876951" cy="6601746"/>
             <wp:effectExtent l="0" t="0" r="0" b="8890"/>
+            <wp:wrapSquare wrapText="bothSides"/>
             <wp:docPr id="1792916284" name="Imagen 1"/>
             <wp:cNvGraphicFramePr>
               <a:graphicFrameLocks xmlns:a="http://schemas.openxmlformats.org/drawingml/2006/main" noChangeAspect="1"/>
@@ -1223,7 +1287,13 @@
                     <pic:cNvPicPr/>
                   </pic:nvPicPr>
                   <pic:blipFill>
-                    <a:blip r:embed="rId11"/>
+                    <a:blip r:embed="rId12">
+                      <a:extLst>
+                        <a:ext uri="{28A0092B-C50C-407E-A947-70E740481C1C}">
+                          <a14:useLocalDpi xmlns:a14="http://schemas.microsoft.com/office/drawing/2010/main" val="0"/>
+                        </a:ext>
+                      </a:extLst>
+                    </a:blip>
                     <a:stretch>
                       <a:fillRect/>
                     </a:stretch>
@@ -1240,11 +1310,9 @@
                 </pic:pic>
               </a:graphicData>
             </a:graphic>
-          </wp:inline>
+          </wp:anchor>
         </w:drawing>
       </w:r>
-    </w:p>
-    <w:p>
       <w:r>
         <w:rPr>
           <w:b/>
@@ -1261,22 +1329,30 @@
         </w:numPr>
       </w:pPr>
       <w:r>
-        <w:lastRenderedPageBreak/>
         <w:t>Al pulsar en "+ AÑADIR EJERCICIO", se despliega un menú inferior (</w:t>
       </w:r>
+      <w:proofErr w:type="spellStart"/>
       <w:r>
         <w:rPr>
           <w:i/>
           <w:iCs/>
         </w:rPr>
-        <w:t xml:space="preserve">Bottom </w:t>
-      </w:r>
-      <w:proofErr w:type="spellStart"/>
+        <w:t>Bottom</w:t>
+      </w:r>
+      <w:proofErr w:type="spellEnd"/>
       <w:r>
         <w:rPr>
           <w:i/>
           <w:iCs/>
         </w:rPr>
+        <w:t xml:space="preserve"> </w:t>
+      </w:r>
+      <w:proofErr w:type="spellStart"/>
+      <w:r>
+        <w:rPr>
+          <w:i/>
+          <w:iCs/>
+        </w:rPr>
         <w:t>Sheet</w:t>
       </w:r>
       <w:proofErr w:type="spellEnd"/>
@@ -1307,12 +1383,25 @@
     </w:p>
     <w:p/>
     <w:p/>
-    <w:p>
-      <w:r>
+    <w:p/>
+    <w:p>
+      <w:r>
+        <w:rPr>
+          <w:noProof/>
+        </w:rPr>
+        <w:lastRenderedPageBreak/>
         <w:drawing>
-          <wp:inline distT="0" distB="0" distL="0" distR="0" wp14:anchorId="295F1D3F" wp14:editId="40F1CF28">
-            <wp:extent cx="2896004" cy="6620799"/>
+          <wp:anchor distT="0" distB="0" distL="114300" distR="114300" simplePos="0" relativeHeight="251665408" behindDoc="0" locked="0" layoutInCell="1" allowOverlap="1" wp14:anchorId="295F1D3F" wp14:editId="5CF976DB">
+            <wp:simplePos x="0" y="0"/>
+            <wp:positionH relativeFrom="margin">
+              <wp:align>right</wp:align>
+            </wp:positionH>
+            <wp:positionV relativeFrom="margin">
+              <wp:posOffset>294005</wp:posOffset>
+            </wp:positionV>
+            <wp:extent cx="2895600" cy="6620510"/>
             <wp:effectExtent l="0" t="0" r="0" b="8890"/>
+            <wp:wrapSquare wrapText="bothSides"/>
             <wp:docPr id="253301436" name="Imagen 1"/>
             <wp:cNvGraphicFramePr>
               <a:graphicFrameLocks xmlns:a="http://schemas.openxmlformats.org/drawingml/2006/main" noChangeAspect="1"/>
@@ -1325,7 +1414,13 @@
                     <pic:cNvPicPr/>
                   </pic:nvPicPr>
                   <pic:blipFill>
-                    <a:blip r:embed="rId12"/>
+                    <a:blip r:embed="rId13">
+                      <a:extLst>
+                        <a:ext uri="{28A0092B-C50C-407E-A947-70E740481C1C}">
+                          <a14:useLocalDpi xmlns:a14="http://schemas.microsoft.com/office/drawing/2010/main" val="0"/>
+                        </a:ext>
+                      </a:extLst>
+                    </a:blip>
                     <a:stretch>
                       <a:fillRect/>
                     </a:stretch>
@@ -1333,7 +1428,7 @@
                   <pic:spPr>
                     <a:xfrm>
                       <a:off x="0" y="0"/>
-                      <a:ext cx="2896004" cy="6620799"/>
+                      <a:ext cx="2895600" cy="6620510"/>
                     </a:xfrm>
                     <a:prstGeom prst="rect">
                       <a:avLst/>
@@ -1342,11 +1437,9 @@
                 </pic:pic>
               </a:graphicData>
             </a:graphic>
-          </wp:inline>
+          </wp:anchor>
         </w:drawing>
       </w:r>
-    </w:p>
-    <w:p>
       <w:r>
         <w:rPr>
           <w:b/>
@@ -1360,7 +1453,6 @@
     </w:p>
     <w:p>
       <w:r>
-        <w:lastRenderedPageBreak/>
         <w:t xml:space="preserve">Una vez seleccionado un ejercicio (ej. "Hip </w:t>
       </w:r>
       <w:proofErr w:type="spellStart"/>
@@ -1501,11 +1593,22 @@
     <w:p/>
     <w:p>
       <w:r>
+        <w:rPr>
+          <w:noProof/>
+        </w:rPr>
         <w:lastRenderedPageBreak/>
         <w:drawing>
-          <wp:inline distT="0" distB="0" distL="0" distR="0" wp14:anchorId="786B60B5" wp14:editId="4A69FDB5">
+          <wp:anchor distT="0" distB="0" distL="114300" distR="114300" simplePos="0" relativeHeight="251666432" behindDoc="0" locked="0" layoutInCell="1" allowOverlap="1" wp14:anchorId="786B60B5" wp14:editId="57661DE5">
+            <wp:simplePos x="0" y="0"/>
+            <wp:positionH relativeFrom="margin">
+              <wp:align>left</wp:align>
+            </wp:positionH>
+            <wp:positionV relativeFrom="margin">
+              <wp:posOffset>634</wp:posOffset>
+            </wp:positionV>
             <wp:extent cx="2991267" cy="6592220"/>
             <wp:effectExtent l="0" t="0" r="0" b="0"/>
+            <wp:wrapSquare wrapText="bothSides"/>
             <wp:docPr id="208397314" name="Imagen 1"/>
             <wp:cNvGraphicFramePr>
               <a:graphicFrameLocks xmlns:a="http://schemas.openxmlformats.org/drawingml/2006/main" noChangeAspect="1"/>
@@ -1518,7 +1621,13 @@
                     <pic:cNvPicPr/>
                   </pic:nvPicPr>
                   <pic:blipFill>
-                    <a:blip r:embed="rId13"/>
+                    <a:blip r:embed="rId14">
+                      <a:extLst>
+                        <a:ext uri="{28A0092B-C50C-407E-A947-70E740481C1C}">
+                          <a14:useLocalDpi xmlns:a14="http://schemas.microsoft.com/office/drawing/2010/main" val="0"/>
+                        </a:ext>
+                      </a:extLst>
+                    </a:blip>
                     <a:stretch>
                       <a:fillRect/>
                     </a:stretch>
@@ -1535,7 +1644,7 @@
                 </pic:pic>
               </a:graphicData>
             </a:graphic>
-          </wp:inline>
+          </wp:anchor>
         </w:drawing>
       </w:r>
     </w:p>
@@ -1626,10 +1735,21 @@
     </w:p>
     <w:p>
       <w:r>
+        <w:rPr>
+          <w:noProof/>
+        </w:rPr>
         <w:drawing>
-          <wp:inline distT="0" distB="0" distL="0" distR="0" wp14:anchorId="10DA2C6F" wp14:editId="1CE7491C">
+          <wp:anchor distT="0" distB="0" distL="114300" distR="114300" simplePos="0" relativeHeight="251667456" behindDoc="0" locked="0" layoutInCell="1" allowOverlap="1" wp14:anchorId="10DA2C6F" wp14:editId="35799B4D">
+            <wp:simplePos x="0" y="0"/>
+            <wp:positionH relativeFrom="margin">
+              <wp:align>right</wp:align>
+            </wp:positionH>
+            <wp:positionV relativeFrom="margin">
+              <wp:posOffset>230588</wp:posOffset>
+            </wp:positionV>
             <wp:extent cx="2943636" cy="6620799"/>
             <wp:effectExtent l="0" t="0" r="9525" b="8890"/>
+            <wp:wrapSquare wrapText="bothSides"/>
             <wp:docPr id="703738370" name="Imagen 1"/>
             <wp:cNvGraphicFramePr>
               <a:graphicFrameLocks xmlns:a="http://schemas.openxmlformats.org/drawingml/2006/main" noChangeAspect="1"/>
@@ -1642,7 +1762,13 @@
                     <pic:cNvPicPr/>
                   </pic:nvPicPr>
                   <pic:blipFill>
-                    <a:blip r:embed="rId14"/>
+                    <a:blip r:embed="rId15">
+                      <a:extLst>
+                        <a:ext uri="{28A0092B-C50C-407E-A947-70E740481C1C}">
+                          <a14:useLocalDpi xmlns:a14="http://schemas.microsoft.com/office/drawing/2010/main" val="0"/>
+                        </a:ext>
+                      </a:extLst>
+                    </a:blip>
                     <a:stretch>
                       <a:fillRect/>
                     </a:stretch>
@@ -1659,7 +1785,7 @@
                 </pic:pic>
               </a:graphicData>
             </a:graphic>
-          </wp:inline>
+          </wp:anchor>
         </w:drawing>
       </w:r>
       <w:r>
@@ -1717,7 +1843,6 @@
           <w:b/>
           <w:bCs/>
         </w:rPr>
-        <w:lastRenderedPageBreak/>
         <w:t>Lista de Rutinas Guardadas:</w:t>
       </w:r>
       <w:r>
@@ -1796,10 +1921,21 @@
         </w:rPr>
       </w:pPr>
       <w:r>
+        <w:rPr>
+          <w:noProof/>
+        </w:rPr>
         <w:drawing>
-          <wp:inline distT="0" distB="0" distL="0" distR="0" wp14:anchorId="6D3DF993" wp14:editId="7D9C715D">
+          <wp:anchor distT="0" distB="0" distL="114300" distR="114300" simplePos="0" relativeHeight="251668480" behindDoc="0" locked="0" layoutInCell="1" allowOverlap="1" wp14:anchorId="6D3DF993" wp14:editId="41FDA634">
+            <wp:simplePos x="0" y="0"/>
+            <wp:positionH relativeFrom="margin">
+              <wp:align>left</wp:align>
+            </wp:positionH>
+            <wp:positionV relativeFrom="margin">
+              <wp:posOffset>230587</wp:posOffset>
+            </wp:positionV>
             <wp:extent cx="2924583" cy="6582694"/>
             <wp:effectExtent l="0" t="0" r="9525" b="8890"/>
+            <wp:wrapSquare wrapText="bothSides"/>
             <wp:docPr id="1529310476" name="Imagen 1"/>
             <wp:cNvGraphicFramePr>
               <a:graphicFrameLocks xmlns:a="http://schemas.openxmlformats.org/drawingml/2006/main" noChangeAspect="1"/>
@@ -1812,7 +1948,13 @@
                     <pic:cNvPicPr/>
                   </pic:nvPicPr>
                   <pic:blipFill>
-                    <a:blip r:embed="rId15"/>
+                    <a:blip r:embed="rId16">
+                      <a:extLst>
+                        <a:ext uri="{28A0092B-C50C-407E-A947-70E740481C1C}">
+                          <a14:useLocalDpi xmlns:a14="http://schemas.microsoft.com/office/drawing/2010/main" val="0"/>
+                        </a:ext>
+                      </a:extLst>
+                    </a:blip>
                     <a:stretch>
                       <a:fillRect/>
                     </a:stretch>
@@ -1829,7 +1971,7 @@
                 </pic:pic>
               </a:graphicData>
             </a:graphic>
-          </wp:inline>
+          </wp:anchor>
         </w:drawing>
       </w:r>
       <w:r>
@@ -1884,7 +2026,6 @@
           <w:b/>
           <w:bCs/>
         </w:rPr>
-        <w:lastRenderedPageBreak/>
         <w:t>Sección "Historial Detallado":</w:t>
       </w:r>
       <w:r>
@@ -1932,10 +2073,21 @@
     </w:p>
     <w:p>
       <w:r>
+        <w:rPr>
+          <w:noProof/>
+        </w:rPr>
         <w:drawing>
-          <wp:inline distT="0" distB="0" distL="0" distR="0" wp14:anchorId="4EA37DAB" wp14:editId="7118F0F8">
-            <wp:extent cx="2905530" cy="6582694"/>
+          <wp:anchor distT="0" distB="0" distL="114300" distR="114300" simplePos="0" relativeHeight="251669504" behindDoc="0" locked="0" layoutInCell="1" allowOverlap="1" wp14:anchorId="4EA37DAB" wp14:editId="006D7DC2">
+            <wp:simplePos x="0" y="0"/>
+            <wp:positionH relativeFrom="margin">
+              <wp:align>right</wp:align>
+            </wp:positionH>
+            <wp:positionV relativeFrom="margin">
+              <wp:posOffset>230505</wp:posOffset>
+            </wp:positionV>
+            <wp:extent cx="2905125" cy="6582410"/>
             <wp:effectExtent l="0" t="0" r="9525" b="8890"/>
+            <wp:wrapSquare wrapText="bothSides"/>
             <wp:docPr id="1693578870" name="Imagen 1"/>
             <wp:cNvGraphicFramePr>
               <a:graphicFrameLocks xmlns:a="http://schemas.openxmlformats.org/drawingml/2006/main" noChangeAspect="1"/>
@@ -1948,7 +2100,13 @@
                     <pic:cNvPicPr/>
                   </pic:nvPicPr>
                   <pic:blipFill>
-                    <a:blip r:embed="rId16"/>
+                    <a:blip r:embed="rId17">
+                      <a:extLst>
+                        <a:ext uri="{28A0092B-C50C-407E-A947-70E740481C1C}">
+                          <a14:useLocalDpi xmlns:a14="http://schemas.microsoft.com/office/drawing/2010/main" val="0"/>
+                        </a:ext>
+                      </a:extLst>
+                    </a:blip>
                     <a:stretch>
                       <a:fillRect/>
                     </a:stretch>
@@ -1956,7 +2114,7 @@
                   <pic:spPr>
                     <a:xfrm>
                       <a:off x="0" y="0"/>
-                      <a:ext cx="2905530" cy="6582694"/>
+                      <a:ext cx="2905125" cy="6582410"/>
                     </a:xfrm>
                     <a:prstGeom prst="rect">
                       <a:avLst/>
@@ -1965,7 +2123,7 @@
                 </pic:pic>
               </a:graphicData>
             </a:graphic>
-          </wp:inline>
+          </wp:anchor>
         </w:drawing>
       </w:r>
       <w:r>
@@ -2023,7 +2181,6 @@
           <w:b/>
           <w:bCs/>
         </w:rPr>
-        <w:lastRenderedPageBreak/>
         <w:t>Campo "Porcentaje de Grasa":</w:t>
       </w:r>
       <w:r>
@@ -2054,6 +2211,7 @@
         <w:pStyle w:val="Ttulo2"/>
       </w:pPr>
       <w:r>
+        <w:lastRenderedPageBreak/>
         <w:t xml:space="preserve">Pantalla de </w:t>
       </w:r>
       <w:proofErr w:type="spellStart"/>
@@ -2064,10 +2222,21 @@
     </w:p>
     <w:p>
       <w:r>
+        <w:rPr>
+          <w:noProof/>
+        </w:rPr>
         <w:drawing>
-          <wp:inline distT="0" distB="0" distL="0" distR="0" wp14:anchorId="67BD5557" wp14:editId="657FE0B1">
+          <wp:anchor distT="0" distB="0" distL="114300" distR="114300" simplePos="0" relativeHeight="251670528" behindDoc="0" locked="0" layoutInCell="1" allowOverlap="1" wp14:anchorId="67BD5557" wp14:editId="61CF0539">
+            <wp:simplePos x="0" y="0"/>
+            <wp:positionH relativeFrom="margin">
+              <wp:align>left</wp:align>
+            </wp:positionH>
+            <wp:positionV relativeFrom="margin">
+              <wp:posOffset>230588</wp:posOffset>
+            </wp:positionV>
             <wp:extent cx="2943636" cy="6582694"/>
             <wp:effectExtent l="0" t="0" r="9525" b="8890"/>
+            <wp:wrapSquare wrapText="bothSides"/>
             <wp:docPr id="1494968292" name="Imagen 1"/>
             <wp:cNvGraphicFramePr>
               <a:graphicFrameLocks xmlns:a="http://schemas.openxmlformats.org/drawingml/2006/main" noChangeAspect="1"/>
@@ -2080,7 +2249,13 @@
                     <pic:cNvPicPr/>
                   </pic:nvPicPr>
                   <pic:blipFill>
-                    <a:blip r:embed="rId17"/>
+                    <a:blip r:embed="rId18">
+                      <a:extLst>
+                        <a:ext uri="{28A0092B-C50C-407E-A947-70E740481C1C}">
+                          <a14:useLocalDpi xmlns:a14="http://schemas.microsoft.com/office/drawing/2010/main" val="0"/>
+                        </a:ext>
+                      </a:extLst>
+                    </a:blip>
                     <a:stretch>
                       <a:fillRect/>
                     </a:stretch>
@@ -2097,7 +2272,7 @@
                 </pic:pic>
               </a:graphicData>
             </a:graphic>
-          </wp:inline>
+          </wp:anchor>
         </w:drawing>
       </w:r>
       <w:r>
@@ -2113,7 +2288,6 @@
     </w:p>
     <w:p>
       <w:r>
-        <w:lastRenderedPageBreak/>
         <w:t>Esta vista muestra el listado de los objetivos que el usuario tiene actualmente en curso. Su finalidad es servir como un recordatorio visual rápido de las metas fijadas (por ejemplo, alcanzar un peso determinado) y los plazos establecidos para lograrlas, ayudando a mantener el enfoque y la motivación.</w:t>
       </w:r>
     </w:p>
@@ -2210,10 +2384,21 @@
     </w:p>
     <w:p>
       <w:r>
+        <w:rPr>
+          <w:noProof/>
+        </w:rPr>
         <w:drawing>
-          <wp:inline distT="0" distB="0" distL="0" distR="0" wp14:anchorId="70D7F6F5" wp14:editId="282A0420">
+          <wp:anchor distT="0" distB="0" distL="114300" distR="114300" simplePos="0" relativeHeight="251671552" behindDoc="0" locked="0" layoutInCell="1" allowOverlap="1" wp14:anchorId="70D7F6F5" wp14:editId="23CFC73E">
+            <wp:simplePos x="0" y="0"/>
+            <wp:positionH relativeFrom="margin">
+              <wp:align>right</wp:align>
+            </wp:positionH>
+            <wp:positionV relativeFrom="margin">
+              <wp:posOffset>230588</wp:posOffset>
+            </wp:positionV>
             <wp:extent cx="2953162" cy="6630325"/>
             <wp:effectExtent l="0" t="0" r="0" b="0"/>
+            <wp:wrapSquare wrapText="bothSides"/>
             <wp:docPr id="490280940" name="Imagen 1"/>
             <wp:cNvGraphicFramePr>
               <a:graphicFrameLocks xmlns:a="http://schemas.openxmlformats.org/drawingml/2006/main" noChangeAspect="1"/>
@@ -2226,7 +2411,13 @@
                     <pic:cNvPicPr/>
                   </pic:nvPicPr>
                   <pic:blipFill>
-                    <a:blip r:embed="rId18"/>
+                    <a:blip r:embed="rId19">
+                      <a:extLst>
+                        <a:ext uri="{28A0092B-C50C-407E-A947-70E740481C1C}">
+                          <a14:useLocalDpi xmlns:a14="http://schemas.microsoft.com/office/drawing/2010/main" val="0"/>
+                        </a:ext>
+                      </a:extLst>
+                    </a:blip>
                     <a:stretch>
                       <a:fillRect/>
                     </a:stretch>
@@ -2243,7 +2434,7 @@
                 </pic:pic>
               </a:graphicData>
             </a:graphic>
-          </wp:inline>
+          </wp:anchor>
         </w:drawing>
       </w:r>
       <w:r>
@@ -2301,7 +2492,6 @@
           <w:b/>
           <w:bCs/>
         </w:rPr>
-        <w:lastRenderedPageBreak/>
         <w:t>Campo "Valor":</w:t>
       </w:r>
       <w:r>
@@ -2325,13 +2515,13 @@
       <w:r>
         <w:t xml:space="preserve"> El campo incluye ejemplos transparentes ("</w:t>
       </w:r>
-      <w:proofErr w:type="spellStart"/>
-      <w:r>
-        <w:t>ej</w:t>
-      </w:r>
-      <w:proofErr w:type="spellEnd"/>
-      <w:r>
-        <w:t>: 75kg, 12%grasa, 100kg banca") para guiar al usuario sobre el formato de los datos que debe introducir.</w:t>
+      <w:r>
+        <w:t>ej.</w:t>
+      </w:r>
+      <w:bookmarkStart w:id="0" w:name="_GoBack"/>
+      <w:bookmarkEnd w:id="0"/>
+      <w:r>
+        <w:t>75kg, 12%grasa, 100kg banca") para guiar al usuario sobre el formato de los datos que debe introducir.</w:t>
       </w:r>
     </w:p>
     <w:p>
@@ -2400,7 +2590,11 @@
         <w:t>Botón "GUARDAR OBJETIVO":</w:t>
       </w:r>
       <w:r>
-        <w:t xml:space="preserve"> Es la llamada a la acción principal. Al pulsarlo, el sistema valida que todos los campos estén cumplimentados. Si la información es correcta, el objetivo se registra en el perfil del usuario y la aplicación lo redirige de vuelta a la lista de "Mis Objetivos", donde aparecerá la nueva meta.</w:t>
+        <w:t xml:space="preserve"> Es la llamada a la acción principal. Al pulsarlo, el sistema valida que todos los campos estén cumplimentados. Si la información es </w:t>
+      </w:r>
+      <w:r>
+        <w:lastRenderedPageBreak/>
+        <w:t>correcta, el objetivo se registra en el perfil del usuario y la aplicación lo redirige de vuelta a la lista de "Mis Objetivos", donde aparecerá la nueva meta.</w:t>
       </w:r>
     </w:p>
     <w:p/>
@@ -2415,7 +2609,7 @@
 </file>
 
 <file path=word/numbering.xml><?xml version="1.0" encoding="utf-8"?>
-<w:numbering xmlns:wpc="http://schemas.microsoft.com/office/word/2010/wordprocessingCanvas" xmlns:cx="http://schemas.microsoft.com/office/drawing/2014/chartex" xmlns:cx1="http://schemas.microsoft.com/office/drawing/2015/9/8/chartex" xmlns:cx2="http://schemas.microsoft.com/office/drawing/2015/10/21/chartex" xmlns:cx3="http://schemas.microsoft.com/office/drawing/2016/5/9/chartex" xmlns:cx4="http://schemas.microsoft.com/office/drawing/2016/5/10/chartex" xmlns:cx5="http://schemas.microsoft.com/office/drawing/2016/5/11/chartex" xmlns:cx6="http://schemas.microsoft.com/office/drawing/2016/5/12/chartex" xmlns:cx7="http://schemas.microsoft.com/office/drawing/2016/5/13/chartex" xmlns:cx8="http://schemas.microsoft.com/office/drawing/2016/5/14/chartex" xmlns:mc="http://schemas.openxmlformats.org/markup-compatibility/2006" xmlns:aink="http://schemas.microsoft.com/office/drawing/2016/ink" xmlns:am3d="http://schemas.microsoft.com/office/drawing/2017/model3d" xmlns:o="urn:schemas-microsoft-com:office:office" xmlns:oel="http://schemas.microsoft.com/office/2019/extlst" xmlns:r="http://schemas.openxmlformats.org/officeDocument/2006/relationships" xmlns:m="http://schemas.openxmlformats.org/officeDocument/2006/math" xmlns:v="urn:schemas-microsoft-com:vml" xmlns:wp14="http://schemas.microsoft.com/office/word/2010/wordprocessingDrawing" xmlns:wp="http://schemas.openxmlformats.org/drawingml/2006/wordprocessingDrawing" xmlns:w10="urn:schemas-microsoft-com:office:word" xmlns:w="http://schemas.openxmlformats.org/wordprocessingml/2006/main" xmlns:w14="http://schemas.microsoft.com/office/word/2010/wordml" xmlns:w15="http://schemas.microsoft.com/office/word/2012/wordml" xmlns:w16cex="http://schemas.microsoft.com/office/word/2018/wordml/cex" xmlns:w16cid="http://schemas.microsoft.com/office/word/2016/wordml/cid" xmlns:w16="http://schemas.microsoft.com/office/word/2018/wordml" xmlns:w16du="http://schemas.microsoft.com/office/word/2023/wordml/word16du" xmlns:w16sdtdh="http://schemas.microsoft.com/office/word/2020/wordml/sdtdatahash" xmlns:w16sdtfl="http://schemas.microsoft.com/office/word/2024/wordml/sdtformatlock" xmlns:w16se="http://schemas.microsoft.com/office/word/2015/wordml/symex" xmlns:wpg="http://schemas.microsoft.com/office/word/2010/wordprocessingGroup" xmlns:wpi="http://schemas.microsoft.com/office/word/2010/wordprocessingInk" xmlns:wne="http://schemas.microsoft.com/office/word/2006/wordml" xmlns:wps="http://schemas.microsoft.com/office/word/2010/wordprocessingShape" mc:Ignorable="w14 w15 w16se w16cid w16 w16cex w16sdtdh w16sdtfl w16du wp14">
+<w:numbering xmlns:wpc="http://schemas.microsoft.com/office/word/2010/wordprocessingCanvas" xmlns:cx="http://schemas.microsoft.com/office/drawing/2014/chartex" xmlns:cx1="http://schemas.microsoft.com/office/drawing/2015/9/8/chartex" xmlns:cx2="http://schemas.microsoft.com/office/drawing/2015/10/21/chartex" xmlns:cx3="http://schemas.microsoft.com/office/drawing/2016/5/9/chartex" xmlns:cx4="http://schemas.microsoft.com/office/drawing/2016/5/10/chartex" xmlns:cx5="http://schemas.microsoft.com/office/drawing/2016/5/11/chartex" xmlns:cx6="http://schemas.microsoft.com/office/drawing/2016/5/12/chartex" xmlns:cx7="http://schemas.microsoft.com/office/drawing/2016/5/13/chartex" xmlns:cx8="http://schemas.microsoft.com/office/drawing/2016/5/14/chartex" xmlns:mc="http://schemas.openxmlformats.org/markup-compatibility/2006" xmlns:aink="http://schemas.microsoft.com/office/drawing/2016/ink" xmlns:am3d="http://schemas.microsoft.com/office/drawing/2017/model3d" xmlns:o="urn:schemas-microsoft-com:office:office" xmlns:r="http://schemas.openxmlformats.org/officeDocument/2006/relationships" xmlns:m="http://schemas.openxmlformats.org/officeDocument/2006/math" xmlns:v="urn:schemas-microsoft-com:vml" xmlns:wp14="http://schemas.microsoft.com/office/word/2010/wordprocessingDrawing" xmlns:wp="http://schemas.openxmlformats.org/drawingml/2006/wordprocessingDrawing" xmlns:w10="urn:schemas-microsoft-com:office:word" xmlns:w="http://schemas.openxmlformats.org/wordprocessingml/2006/main" xmlns:w14="http://schemas.microsoft.com/office/word/2010/wordml" xmlns:w15="http://schemas.microsoft.com/office/word/2012/wordml" xmlns:w16cid="http://schemas.microsoft.com/office/word/2016/wordml/cid" xmlns:w16se="http://schemas.microsoft.com/office/word/2015/wordml/symex" xmlns:wpg="http://schemas.microsoft.com/office/word/2010/wordprocessingGroup" xmlns:wpi="http://schemas.microsoft.com/office/word/2010/wordprocessingInk" xmlns:wne="http://schemas.microsoft.com/office/word/2006/wordml" xmlns:wps="http://schemas.microsoft.com/office/word/2010/wordprocessingShape" mc:Ignorable="w14 w15 w16se w16cid wp14">
   <w:abstractNum w:abstractNumId="0" w15:restartNumberingAfterBreak="0">
     <w:nsid w:val="07BF586E"/>
     <w:multiLevelType w:val="multilevel"/>
@@ -4394,53 +4588,53 @@
       </w:rPr>
     </w:lvl>
   </w:abstractNum>
-  <w:num w:numId="1" w16cid:durableId="801460615">
+  <w:num w:numId="1">
     <w:abstractNumId w:val="8"/>
   </w:num>
-  <w:num w:numId="2" w16cid:durableId="421099856">
+  <w:num w:numId="2">
     <w:abstractNumId w:val="6"/>
   </w:num>
-  <w:num w:numId="3" w16cid:durableId="805197347">
+  <w:num w:numId="3">
     <w:abstractNumId w:val="5"/>
   </w:num>
-  <w:num w:numId="4" w16cid:durableId="907956633">
+  <w:num w:numId="4">
     <w:abstractNumId w:val="10"/>
   </w:num>
-  <w:num w:numId="5" w16cid:durableId="1831406222">
+  <w:num w:numId="5">
     <w:abstractNumId w:val="3"/>
   </w:num>
-  <w:num w:numId="6" w16cid:durableId="708995580">
+  <w:num w:numId="6">
     <w:abstractNumId w:val="7"/>
   </w:num>
-  <w:num w:numId="7" w16cid:durableId="2134783485">
+  <w:num w:numId="7">
     <w:abstractNumId w:val="11"/>
   </w:num>
-  <w:num w:numId="8" w16cid:durableId="111367803">
+  <w:num w:numId="8">
     <w:abstractNumId w:val="2"/>
   </w:num>
-  <w:num w:numId="9" w16cid:durableId="12001442">
+  <w:num w:numId="9">
     <w:abstractNumId w:val="12"/>
   </w:num>
-  <w:num w:numId="10" w16cid:durableId="1443720770">
+  <w:num w:numId="10">
     <w:abstractNumId w:val="9"/>
   </w:num>
-  <w:num w:numId="11" w16cid:durableId="1641305342">
+  <w:num w:numId="11">
     <w:abstractNumId w:val="1"/>
   </w:num>
-  <w:num w:numId="12" w16cid:durableId="679701395">
+  <w:num w:numId="12">
     <w:abstractNumId w:val="0"/>
   </w:num>
-  <w:num w:numId="13" w16cid:durableId="1151167708">
+  <w:num w:numId="13">
     <w:abstractNumId w:val="13"/>
   </w:num>
-  <w:num w:numId="14" w16cid:durableId="995299490">
+  <w:num w:numId="14">
     <w:abstractNumId w:val="4"/>
   </w:num>
 </w:numbering>
 </file>
 
 <file path=word/styles.xml><?xml version="1.0" encoding="utf-8"?>
-<w:styles xmlns:mc="http://schemas.openxmlformats.org/markup-compatibility/2006" xmlns:r="http://schemas.openxmlformats.org/officeDocument/2006/relationships" xmlns:w="http://schemas.openxmlformats.org/wordprocessingml/2006/main" xmlns:w14="http://schemas.microsoft.com/office/word/2010/wordml" xmlns:w15="http://schemas.microsoft.com/office/word/2012/wordml" xmlns:w16cex="http://schemas.microsoft.com/office/word/2018/wordml/cex" xmlns:w16cid="http://schemas.microsoft.com/office/word/2016/wordml/cid" xmlns:w16="http://schemas.microsoft.com/office/word/2018/wordml" xmlns:w16du="http://schemas.microsoft.com/office/word/2023/wordml/word16du" xmlns:w16sdtdh="http://schemas.microsoft.com/office/word/2020/wordml/sdtdatahash" xmlns:w16sdtfl="http://schemas.microsoft.com/office/word/2024/wordml/sdtformatlock" xmlns:w16se="http://schemas.microsoft.com/office/word/2015/wordml/symex" mc:Ignorable="w14 w15 w16se w16cid w16 w16cex w16sdtdh w16sdtfl w16du">
+<w:styles xmlns:mc="http://schemas.openxmlformats.org/markup-compatibility/2006" xmlns:r="http://schemas.openxmlformats.org/officeDocument/2006/relationships" xmlns:w="http://schemas.openxmlformats.org/wordprocessingml/2006/main" xmlns:w14="http://schemas.microsoft.com/office/word/2010/wordml" xmlns:w15="http://schemas.microsoft.com/office/word/2012/wordml" xmlns:w16cid="http://schemas.microsoft.com/office/word/2016/wordml/cid" xmlns:w16se="http://schemas.microsoft.com/office/word/2015/wordml/symex" mc:Ignorable="w14 w15 w16se w16cid">
   <w:docDefaults>
     <w:rPrDefault>
       <w:rPr>
@@ -4456,7 +4650,7 @@
       </w:pPr>
     </w:pPrDefault>
   </w:docDefaults>
-  <w:latentStyles w:defLockedState="0" w:defUIPriority="99" w:defSemiHidden="0" w:defUnhideWhenUsed="0" w:defQFormat="0" w:count="376">
+  <w:latentStyles w:defLockedState="0" w:defUIPriority="99" w:defSemiHidden="0" w:defUnhideWhenUsed="0" w:defQFormat="0" w:count="375">
     <w:lsdException w:name="Normal" w:uiPriority="0" w:qFormat="1"/>
     <w:lsdException w:name="heading 1" w:uiPriority="9" w:qFormat="1"/>
     <w:lsdException w:name="heading 2" w:semiHidden="1" w:uiPriority="9" w:unhideWhenUsed="1" w:qFormat="1"/>
@@ -4832,7 +5026,6 @@
     <w:lsdException w:name="Smart Hyperlink" w:semiHidden="1" w:unhideWhenUsed="1"/>
     <w:lsdException w:name="Hashtag" w:semiHidden="1" w:unhideWhenUsed="1"/>
     <w:lsdException w:name="Unresolved Mention" w:semiHidden="1" w:unhideWhenUsed="1"/>
-    <w:lsdException w:name="Smart Link" w:semiHidden="1" w:unhideWhenUsed="1"/>
   </w:latentStyles>
   <w:style w:type="paragraph" w:default="1" w:styleId="Normal">
     <w:name w:val="Normal"/>
@@ -4884,6 +5077,7 @@
   <w:style w:type="character" w:default="1" w:styleId="Fuentedeprrafopredeter">
     <w:name w:val="Default Paragraph Font"/>
     <w:uiPriority w:val="1"/>
+    <w:semiHidden/>
     <w:unhideWhenUsed/>
   </w:style>
   <w:style w:type="table" w:default="1" w:styleId="Tablanormal">
@@ -5253,4 +5447,16 @@
     </a:ext>
   </a:extLst>
 </a:theme>
+</file>
+
+<file path=customXml/item1.xml><?xml version="1.0" encoding="utf-8"?>
+<b:Sources xmlns:b="http://schemas.openxmlformats.org/officeDocument/2006/bibliography" xmlns="http://schemas.openxmlformats.org/officeDocument/2006/bibliography" SelectedStyle="\APASixthEditionOfficeOnline.xsl" StyleName="APA" Version="6"/>
+</file>
+
+<file path=customXml/itemProps1.xml><?xml version="1.0" encoding="utf-8"?>
+<ds:datastoreItem xmlns:ds="http://schemas.openxmlformats.org/officeDocument/2006/customXml" ds:itemID="{FFCA4EA2-D56A-4B9A-83D4-75E01FBDB01F}">
+  <ds:schemaRefs>
+    <ds:schemaRef ds:uri="http://schemas.openxmlformats.org/officeDocument/2006/bibliography"/>
+  </ds:schemaRefs>
+</ds:datastoreItem>
 </file>
--- a/Documentacion/Manual De Usuario.docx
+++ b/Documentacion/Manual De Usuario.docx
@@ -1,10 +1,11 @@
 
 <file path=word/document.xml><?xml version="1.0" encoding="utf-8"?>
-<w:document xmlns:wpc="http://schemas.microsoft.com/office/word/2010/wordprocessingCanvas" xmlns:cx="http://schemas.microsoft.com/office/drawing/2014/chartex" xmlns:cx1="http://schemas.microsoft.com/office/drawing/2015/9/8/chartex" xmlns:cx2="http://schemas.microsoft.com/office/drawing/2015/10/21/chartex" xmlns:cx3="http://schemas.microsoft.com/office/drawing/2016/5/9/chartex" xmlns:cx4="http://schemas.microsoft.com/office/drawing/2016/5/10/chartex" xmlns:cx5="http://schemas.microsoft.com/office/drawing/2016/5/11/chartex" xmlns:cx6="http://schemas.microsoft.com/office/drawing/2016/5/12/chartex" xmlns:cx7="http://schemas.microsoft.com/office/drawing/2016/5/13/chartex" xmlns:cx8="http://schemas.microsoft.com/office/drawing/2016/5/14/chartex" xmlns:mc="http://schemas.openxmlformats.org/markup-compatibility/2006" xmlns:aink="http://schemas.microsoft.com/office/drawing/2016/ink" xmlns:am3d="http://schemas.microsoft.com/office/drawing/2017/model3d" xmlns:o="urn:schemas-microsoft-com:office:office" xmlns:r="http://schemas.openxmlformats.org/officeDocument/2006/relationships" xmlns:m="http://schemas.openxmlformats.org/officeDocument/2006/math" xmlns:v="urn:schemas-microsoft-com:vml" xmlns:wp14="http://schemas.microsoft.com/office/word/2010/wordprocessingDrawing" xmlns:wp="http://schemas.openxmlformats.org/drawingml/2006/wordprocessingDrawing" xmlns:w10="urn:schemas-microsoft-com:office:word" xmlns:w="http://schemas.openxmlformats.org/wordprocessingml/2006/main" xmlns:w14="http://schemas.microsoft.com/office/word/2010/wordml" xmlns:w15="http://schemas.microsoft.com/office/word/2012/wordml" xmlns:w16cid="http://schemas.microsoft.com/office/word/2016/wordml/cid" xmlns:w16se="http://schemas.microsoft.com/office/word/2015/wordml/symex" xmlns:wpg="http://schemas.microsoft.com/office/word/2010/wordprocessingGroup" xmlns:wpi="http://schemas.microsoft.com/office/word/2010/wordprocessingInk" xmlns:wne="http://schemas.microsoft.com/office/word/2006/wordml" xmlns:wps="http://schemas.microsoft.com/office/word/2010/wordprocessingShape" mc:Ignorable="w14 w15 w16se w16cid wp14">
+<w:document xmlns:wpc="http://schemas.microsoft.com/office/word/2010/wordprocessingCanvas" xmlns:cx="http://schemas.microsoft.com/office/drawing/2014/chartex" xmlns:cx1="http://schemas.microsoft.com/office/drawing/2015/9/8/chartex" xmlns:cx2="http://schemas.microsoft.com/office/drawing/2015/10/21/chartex" xmlns:cx3="http://schemas.microsoft.com/office/drawing/2016/5/9/chartex" xmlns:cx4="http://schemas.microsoft.com/office/drawing/2016/5/10/chartex" xmlns:cx5="http://schemas.microsoft.com/office/drawing/2016/5/11/chartex" xmlns:cx6="http://schemas.microsoft.com/office/drawing/2016/5/12/chartex" xmlns:cx7="http://schemas.microsoft.com/office/drawing/2016/5/13/chartex" xmlns:cx8="http://schemas.microsoft.com/office/drawing/2016/5/14/chartex" xmlns:mc="http://schemas.openxmlformats.org/markup-compatibility/2006" xmlns:aink="http://schemas.microsoft.com/office/drawing/2016/ink" xmlns:am3d="http://schemas.microsoft.com/office/drawing/2017/model3d" xmlns:o="urn:schemas-microsoft-com:office:office" xmlns:oel="http://schemas.microsoft.com/office/2019/extlst" xmlns:r="http://schemas.openxmlformats.org/officeDocument/2006/relationships" xmlns:m="http://schemas.openxmlformats.org/officeDocument/2006/math" xmlns:v="urn:schemas-microsoft-com:vml" xmlns:wp14="http://schemas.microsoft.com/office/word/2010/wordprocessingDrawing" xmlns:wp="http://schemas.openxmlformats.org/drawingml/2006/wordprocessingDrawing" xmlns:w10="urn:schemas-microsoft-com:office:word" xmlns:w="http://schemas.openxmlformats.org/wordprocessingml/2006/main" xmlns:w14="http://schemas.microsoft.com/office/word/2010/wordml" xmlns:w15="http://schemas.microsoft.com/office/word/2012/wordml" xmlns:w16cex="http://schemas.microsoft.com/office/word/2018/wordml/cex" xmlns:w16cid="http://schemas.microsoft.com/office/word/2016/wordml/cid" xmlns:w16="http://schemas.microsoft.com/office/word/2018/wordml" xmlns:w16du="http://schemas.microsoft.com/office/word/2023/wordml/word16du" xmlns:w16sdtdh="http://schemas.microsoft.com/office/word/2020/wordml/sdtdatahash" xmlns:w16sdtfl="http://schemas.microsoft.com/office/word/2024/wordml/sdtformatlock" xmlns:w16se="http://schemas.microsoft.com/office/word/2015/wordml/symex" xmlns:wpg="http://schemas.microsoft.com/office/word/2010/wordprocessingGroup" xmlns:wpi="http://schemas.microsoft.com/office/word/2010/wordprocessingInk" xmlns:wne="http://schemas.microsoft.com/office/word/2006/wordml" xmlns:wps="http://schemas.microsoft.com/office/word/2010/wordprocessingShape" mc:Ignorable="w14 w15 w16se w16cid w16 w16cex w16sdtdh w16sdtfl w16du wp14">
   <w:body>
     <w:p>
       <w:pPr>
         <w:pStyle w:val="Ttulo1"/>
+        <w:spacing w:line="360" w:lineRule="auto"/>
       </w:pPr>
       <w:r>
         <w:t>Manual de Usuario</w:t>
@@ -13,6 +14,7 @@
     <w:p>
       <w:pPr>
         <w:pStyle w:val="Ttulo2"/>
+        <w:spacing w:line="360" w:lineRule="auto"/>
       </w:pPr>
       <w:r>
         <w:t>Pantalla de Inicio de Sesión (Login)</w:t>
@@ -20,6 +22,7 @@
     </w:p>
     <w:p>
       <w:pPr>
+        <w:spacing w:line="360" w:lineRule="auto"/>
         <w:jc w:val="both"/>
         <w:rPr>
           <w:b/>
@@ -53,7 +56,7 @@
                     <pic:cNvPicPr/>
                   </pic:nvPicPr>
                   <pic:blipFill>
-                    <a:blip r:embed="rId6">
+                    <a:blip r:embed="rId8">
                       <a:extLst>
                         <a:ext uri="{28A0092B-C50C-407E-A947-70E740481C1C}">
                           <a14:useLocalDpi xmlns:a14="http://schemas.microsoft.com/office/drawing/2010/main" val="0"/>
@@ -88,6 +91,7 @@
     </w:p>
     <w:p>
       <w:pPr>
+        <w:spacing w:line="360" w:lineRule="auto"/>
         <w:jc w:val="both"/>
       </w:pPr>
       <w:r>
@@ -96,6 +100,7 @@
     </w:p>
     <w:p>
       <w:pPr>
+        <w:spacing w:line="360" w:lineRule="auto"/>
         <w:jc w:val="both"/>
       </w:pPr>
       <w:r>
@@ -112,6 +117,7 @@
           <w:ilvl w:val="0"/>
           <w:numId w:val="1"/>
         </w:numPr>
+        <w:spacing w:line="360" w:lineRule="auto"/>
         <w:jc w:val="both"/>
       </w:pPr>
       <w:r>
@@ -131,6 +137,7 @@
           <w:ilvl w:val="0"/>
           <w:numId w:val="1"/>
         </w:numPr>
+        <w:spacing w:line="360" w:lineRule="auto"/>
         <w:jc w:val="both"/>
       </w:pPr>
       <w:r>
@@ -153,6 +160,7 @@
           <w:ilvl w:val="1"/>
           <w:numId w:val="1"/>
         </w:numPr>
+        <w:spacing w:line="360" w:lineRule="auto"/>
         <w:jc w:val="both"/>
       </w:pPr>
       <w:r>
@@ -166,6 +174,7 @@
           <w:ilvl w:val="0"/>
           <w:numId w:val="1"/>
         </w:numPr>
+        <w:spacing w:line="360" w:lineRule="auto"/>
         <w:jc w:val="both"/>
       </w:pPr>
       <w:r>
@@ -185,6 +194,7 @@
           <w:ilvl w:val="0"/>
           <w:numId w:val="1"/>
         </w:numPr>
+        <w:spacing w:line="360" w:lineRule="auto"/>
         <w:jc w:val="both"/>
       </w:pPr>
       <w:r>
@@ -214,16 +224,35 @@
         <w:t>Texto interactivo situado en la parte inferior. Si un nuevo usuario descarga la aplicación y no tiene credenciales previas, al pulsar sobre este enlace será redirigido a la pantalla de creación de cuentas.</w:t>
       </w:r>
     </w:p>
-    <w:p/>
+    <w:p>
+      <w:pPr>
+        <w:spacing w:line="360" w:lineRule="auto"/>
+      </w:pPr>
+    </w:p>
+    <w:p>
+      <w:pPr>
+        <w:spacing w:line="360" w:lineRule="auto"/>
+      </w:pPr>
+    </w:p>
+    <w:p>
+      <w:pPr>
+        <w:spacing w:line="360" w:lineRule="auto"/>
+      </w:pPr>
+    </w:p>
     <w:p>
       <w:pPr>
         <w:pStyle w:val="Ttulo2"/>
-      </w:pPr>
-      <w:r>
+        <w:spacing w:line="360" w:lineRule="auto"/>
+      </w:pPr>
+      <w:r>
+        <w:lastRenderedPageBreak/>
         <w:t>Pantalla de Registro (Crear cuenta)</w:t>
       </w:r>
     </w:p>
     <w:p>
+      <w:pPr>
+        <w:spacing w:line="360" w:lineRule="auto"/>
+      </w:pPr>
       <w:r>
         <w:rPr>
           <w:b/>
@@ -233,6 +262,9 @@
       </w:r>
     </w:p>
     <w:p>
+      <w:pPr>
+        <w:spacing w:line="360" w:lineRule="auto"/>
+      </w:pPr>
       <w:r>
         <w:t xml:space="preserve">Esta pantalla permite a los nuevos usuarios darse de alta en la plataforma </w:t>
       </w:r>
@@ -247,6 +279,7 @@
     </w:p>
     <w:p>
       <w:pPr>
+        <w:spacing w:line="360" w:lineRule="auto"/>
         <w:rPr>
           <w:b/>
           <w:bCs/>
@@ -267,6 +300,7 @@
           <w:ilvl w:val="0"/>
           <w:numId w:val="2"/>
         </w:numPr>
+        <w:spacing w:line="360" w:lineRule="auto"/>
         <w:rPr>
           <w:b/>
           <w:bCs/>
@@ -290,6 +324,7 @@
           <w:ilvl w:val="0"/>
           <w:numId w:val="2"/>
         </w:numPr>
+        <w:spacing w:line="360" w:lineRule="auto"/>
         <w:rPr>
           <w:b/>
           <w:bCs/>
@@ -299,7 +334,6 @@
         <w:rPr>
           <w:noProof/>
         </w:rPr>
-        <w:lastRenderedPageBreak/>
         <w:drawing>
           <wp:anchor distT="0" distB="0" distL="114300" distR="114300" simplePos="0" relativeHeight="251659264" behindDoc="0" locked="0" layoutInCell="1" allowOverlap="1" wp14:anchorId="20F8E988" wp14:editId="7B0CA14C">
             <wp:simplePos x="0" y="0"/>
@@ -324,7 +358,7 @@
                     <pic:cNvPicPr/>
                   </pic:nvPicPr>
                   <pic:blipFill>
-                    <a:blip r:embed="rId7">
+                    <a:blip r:embed="rId9">
                       <a:extLst>
                         <a:ext uri="{28A0092B-C50C-407E-A947-70E740481C1C}">
                           <a14:useLocalDpi xmlns:a14="http://schemas.microsoft.com/office/drawing/2010/main" val="0"/>
@@ -368,6 +402,7 @@
           <w:ilvl w:val="0"/>
           <w:numId w:val="2"/>
         </w:numPr>
+        <w:spacing w:line="360" w:lineRule="auto"/>
         <w:rPr>
           <w:b/>
           <w:bCs/>
@@ -391,6 +426,7 @@
           <w:ilvl w:val="1"/>
           <w:numId w:val="2"/>
         </w:numPr>
+        <w:spacing w:line="360" w:lineRule="auto"/>
         <w:rPr>
           <w:b/>
           <w:bCs/>
@@ -410,6 +446,7 @@
           <w:ilvl w:val="0"/>
           <w:numId w:val="2"/>
         </w:numPr>
+        <w:spacing w:line="360" w:lineRule="auto"/>
         <w:rPr>
           <w:b/>
           <w:bCs/>
@@ -423,7 +460,11 @@
         <w:t xml:space="preserve">Botón “REGISTRARSE”: </w:t>
       </w:r>
       <w:r>
-        <w:t>Botón de acción principal. Una vez cumplimentados todos los campos correctamente, el usuario debe pulsar este botón. El sistema procesará la solicitud, creará el nuevo perfil en la base de datos y dará acceso al interior de la aplicación.</w:t>
+        <w:t xml:space="preserve">Botón de acción principal. Una vez cumplimentados todos los campos correctamente, el usuario debe pulsar este botón. El sistema procesará la </w:t>
+      </w:r>
+      <w:r>
+        <w:lastRenderedPageBreak/>
+        <w:t>solicitud, creará el nuevo perfil en la base de datos y dará acceso al interior de la aplicación.</w:t>
       </w:r>
     </w:p>
     <w:p>
@@ -433,6 +474,7 @@
           <w:ilvl w:val="0"/>
           <w:numId w:val="2"/>
         </w:numPr>
+        <w:spacing w:line="360" w:lineRule="auto"/>
         <w:rPr>
           <w:b/>
           <w:bCs/>
@@ -448,36 +490,18 @@
       <w:r>
         <w:t>Texto interactivo de navegación situado en la parte inferior. Actúa como vía de escaque en caso de que el usuario haya llegado a esta pantalla por error; al pulsarlo, el sistema lo devuelve inmediatamente a la pantalla de Inicio de Sesión.</w:t>
       </w:r>
-    </w:p>
-    <w:p/>
-    <w:p>
-      <w:pPr>
-        <w:pStyle w:val="Ttulo2"/>
-      </w:pPr>
-      <w:r>
-        <w:lastRenderedPageBreak/>
-        <w:t>Pantalla Principal (Menú de navegación)</w:t>
-      </w:r>
-    </w:p>
-    <w:p>
-      <w:pPr>
-        <w:rPr>
-          <w:b/>
-          <w:bCs/>
-        </w:rPr>
-      </w:pPr>
       <w:r>
         <w:rPr>
           <w:noProof/>
         </w:rPr>
         <w:drawing>
-          <wp:anchor distT="0" distB="0" distL="114300" distR="114300" simplePos="0" relativeHeight="251660288" behindDoc="0" locked="0" layoutInCell="1" allowOverlap="1" wp14:anchorId="31AFC625" wp14:editId="3FD943C9">
+          <wp:anchor distT="0" distB="0" distL="114300" distR="114300" simplePos="0" relativeHeight="251660288" behindDoc="0" locked="0" layoutInCell="1" allowOverlap="1" wp14:anchorId="31AFC625" wp14:editId="7356A803">
             <wp:simplePos x="0" y="0"/>
             <wp:positionH relativeFrom="margin">
-              <wp:align>left</wp:align>
+              <wp:posOffset>-166978</wp:posOffset>
             </wp:positionH>
             <wp:positionV relativeFrom="margin">
-              <wp:posOffset>230505</wp:posOffset>
+              <wp:posOffset>2003646</wp:posOffset>
             </wp:positionV>
             <wp:extent cx="2905125" cy="6630035"/>
             <wp:effectExtent l="0" t="0" r="9525" b="0"/>
@@ -494,7 +518,7 @@
                     <pic:cNvPicPr/>
                   </pic:nvPicPr>
                   <pic:blipFill>
-                    <a:blip r:embed="rId8">
+                    <a:blip r:embed="rId10">
                       <a:extLst>
                         <a:ext uri="{28A0092B-C50C-407E-A947-70E740481C1C}">
                           <a14:useLocalDpi xmlns:a14="http://schemas.microsoft.com/office/drawing/2010/main" val="0"/>
@@ -520,6 +544,24 @@
           </wp:anchor>
         </w:drawing>
       </w:r>
+    </w:p>
+    <w:p>
+      <w:pPr>
+        <w:pStyle w:val="Ttulo2"/>
+        <w:spacing w:line="360" w:lineRule="auto"/>
+      </w:pPr>
+      <w:r>
+        <w:t>Pantalla Principal (Menú de navegación)</w:t>
+      </w:r>
+    </w:p>
+    <w:p>
+      <w:pPr>
+        <w:spacing w:line="360" w:lineRule="auto"/>
+        <w:rPr>
+          <w:b/>
+          <w:bCs/>
+        </w:rPr>
+      </w:pPr>
       <w:r>
         <w:rPr>
           <w:b/>
@@ -529,12 +571,16 @@
       </w:r>
     </w:p>
     <w:p>
+      <w:pPr>
+        <w:spacing w:line="360" w:lineRule="auto"/>
+      </w:pPr>
       <w:r>
         <w:t>Es la pantalla principal, a la cual el usuario accede inmediatamente después de iniciar sesión con éxito. Funciona como el centro de control de la aplicación, ofreciendo una navegación clara y directa hacia todas las herramientas de gestión de entrenamiento y seguimiento físico.</w:t>
       </w:r>
     </w:p>
     <w:p>
       <w:pPr>
+        <w:spacing w:line="360" w:lineRule="auto"/>
         <w:rPr>
           <w:b/>
           <w:bCs/>
@@ -555,6 +601,7 @@
           <w:ilvl w:val="0"/>
           <w:numId w:val="3"/>
         </w:numPr>
+        <w:spacing w:line="360" w:lineRule="auto"/>
         <w:rPr>
           <w:b/>
           <w:bCs/>
@@ -608,6 +655,7 @@
           <w:ilvl w:val="0"/>
           <w:numId w:val="3"/>
         </w:numPr>
+        <w:spacing w:line="360" w:lineRule="auto"/>
         <w:rPr>
           <w:b/>
           <w:bCs/>
@@ -631,6 +679,7 @@
           <w:ilvl w:val="0"/>
           <w:numId w:val="3"/>
         </w:numPr>
+        <w:spacing w:line="360" w:lineRule="auto"/>
         <w:rPr>
           <w:b/>
           <w:bCs/>
@@ -654,16 +703,18 @@
           <w:ilvl w:val="0"/>
           <w:numId w:val="3"/>
         </w:numPr>
-        <w:rPr>
-          <w:b/>
-          <w:bCs/>
-        </w:rPr>
-      </w:pPr>
-      <w:r>
-        <w:rPr>
-          <w:b/>
-          <w:bCs/>
-        </w:rPr>
+        <w:spacing w:line="360" w:lineRule="auto"/>
+        <w:rPr>
+          <w:b/>
+          <w:bCs/>
+        </w:rPr>
+      </w:pPr>
+      <w:r>
+        <w:rPr>
+          <w:b/>
+          <w:bCs/>
+        </w:rPr>
+        <w:lastRenderedPageBreak/>
         <w:t xml:space="preserve">Botón "MIS MEDIDAS": </w:t>
       </w:r>
       <w:r>
@@ -677,6 +728,7 @@
           <w:ilvl w:val="0"/>
           <w:numId w:val="3"/>
         </w:numPr>
+        <w:spacing w:line="360" w:lineRule="auto"/>
       </w:pPr>
       <w:r>
         <w:rPr>
@@ -696,6 +748,7 @@
           <w:ilvl w:val="0"/>
           <w:numId w:val="3"/>
         </w:numPr>
+        <w:spacing w:line="360" w:lineRule="auto"/>
       </w:pPr>
       <w:r>
         <w:rPr>
@@ -708,30 +761,23 @@
         <w:t xml:space="preserve"> Ubicado en la parte inferior y destacado con un estilo visual diferente (bordes y texto en rojo) para prevenir pulsaciones accidentales. Al accionarlo, se cierra la sesión actual del usuario por motivos de seguridad y se le redirige de vuelta a la pantalla de Inicio de Sesión.</w:t>
       </w:r>
     </w:p>
-    <w:p/>
-    <w:p/>
     <w:p>
       <w:pPr>
         <w:pStyle w:val="Ttulo2"/>
-      </w:pPr>
-      <w:r>
-        <w:lastRenderedPageBreak/>
-        <w:t>Pantalla de Mis Entrenamientos</w:t>
-      </w:r>
-    </w:p>
-    <w:p>
+        <w:spacing w:line="360" w:lineRule="auto"/>
+      </w:pPr>
       <w:r>
         <w:rPr>
           <w:noProof/>
         </w:rPr>
         <w:drawing>
-          <wp:anchor distT="0" distB="0" distL="114300" distR="114300" simplePos="0" relativeHeight="251661312" behindDoc="0" locked="0" layoutInCell="1" allowOverlap="1" wp14:anchorId="6166D884" wp14:editId="443C7A4E">
+          <wp:anchor distT="0" distB="0" distL="114300" distR="114300" simplePos="0" relativeHeight="251661312" behindDoc="0" locked="0" layoutInCell="1" allowOverlap="1" wp14:anchorId="6166D884" wp14:editId="09A44C16">
             <wp:simplePos x="0" y="0"/>
             <wp:positionH relativeFrom="margin">
-              <wp:align>right</wp:align>
+              <wp:posOffset>2815369</wp:posOffset>
             </wp:positionH>
             <wp:positionV relativeFrom="margin">
-              <wp:posOffset>230505</wp:posOffset>
+              <wp:posOffset>2670562</wp:posOffset>
             </wp:positionV>
             <wp:extent cx="2933700" cy="6610985"/>
             <wp:effectExtent l="0" t="0" r="0" b="0"/>
@@ -748,7 +794,7 @@
                     <pic:cNvPicPr/>
                   </pic:nvPicPr>
                   <pic:blipFill>
-                    <a:blip r:embed="rId9">
+                    <a:blip r:embed="rId11">
                       <a:extLst>
                         <a:ext uri="{28A0092B-C50C-407E-A947-70E740481C1C}">
                           <a14:useLocalDpi xmlns:a14="http://schemas.microsoft.com/office/drawing/2010/main" val="0"/>
@@ -775,6 +821,14 @@
         </w:drawing>
       </w:r>
       <w:r>
+        <w:t>Pantalla de Mis Entrenamientos</w:t>
+      </w:r>
+    </w:p>
+    <w:p>
+      <w:pPr>
+        <w:spacing w:line="360" w:lineRule="auto"/>
+      </w:pPr>
+      <w:r>
         <w:rPr>
           <w:b/>
           <w:bCs/>
@@ -786,11 +840,17 @@
       </w:r>
     </w:p>
     <w:p>
+      <w:pPr>
+        <w:spacing w:line="360" w:lineRule="auto"/>
+      </w:pPr>
       <w:r>
         <w:t>Esta interfaz actúa como el registro histórico y el punto de partida para la actividad física del usuario. Permite visualizar de un vistazo rápido las sesiones de ejercicio realizadas previamente y ofrece el acceso directo para comenzar una nueva rutina de entrenamiento.</w:t>
       </w:r>
     </w:p>
     <w:p>
+      <w:pPr>
+        <w:spacing w:line="360" w:lineRule="auto"/>
+      </w:pPr>
       <w:r>
         <w:rPr>
           <w:b/>
@@ -805,6 +865,7 @@
           <w:ilvl w:val="0"/>
           <w:numId w:val="4"/>
         </w:numPr>
+        <w:spacing w:line="360" w:lineRule="auto"/>
       </w:pPr>
       <w:r>
         <w:rPr>
@@ -823,6 +884,7 @@
           <w:ilvl w:val="1"/>
           <w:numId w:val="4"/>
         </w:numPr>
+        <w:spacing w:line="360" w:lineRule="auto"/>
       </w:pPr>
       <w:r>
         <w:rPr>
@@ -839,6 +901,7 @@
           <w:i/>
           <w:iCs/>
         </w:rPr>
+        <w:lastRenderedPageBreak/>
         <w:t>2026-05-18</w:t>
       </w:r>
       <w:r>
@@ -851,6 +914,7 @@
           <w:ilvl w:val="0"/>
           <w:numId w:val="4"/>
         </w:numPr>
+        <w:spacing w:line="360" w:lineRule="auto"/>
       </w:pPr>
       <w:r>
         <w:rPr>
@@ -863,35 +927,25 @@
         <w:t xml:space="preserve"> Es el botón de acción principal, destacado en la parte inferior de la pantalla. Al pulsarlo, el usuario iniciará un nuevo flujo de trabajo para registrar una sesión de ejercicio en tiempo real o introducir los datos de su rutina actual.</w:t>
       </w:r>
     </w:p>
-    <w:p/>
-    <w:p/>
-    <w:p/>
-    <w:p/>
-    <w:p/>
     <w:p>
       <w:pPr>
         <w:pStyle w:val="Ttulo2"/>
-      </w:pPr>
-      <w:r>
-        <w:lastRenderedPageBreak/>
-        <w:t>Detalle de la Sesión de Entrenamiento</w:t>
-      </w:r>
-    </w:p>
-    <w:p>
+        <w:spacing w:line="360" w:lineRule="auto"/>
+      </w:pPr>
       <w:r>
         <w:rPr>
           <w:noProof/>
         </w:rPr>
         <w:drawing>
-          <wp:anchor distT="0" distB="0" distL="114300" distR="114300" simplePos="0" relativeHeight="251662336" behindDoc="0" locked="0" layoutInCell="1" allowOverlap="1" wp14:anchorId="15F95FF0" wp14:editId="4B719870">
+          <wp:anchor distT="0" distB="0" distL="114300" distR="114300" simplePos="0" relativeHeight="251662336" behindDoc="0" locked="0" layoutInCell="1" allowOverlap="1" wp14:anchorId="15F95FF0" wp14:editId="40E04D26">
             <wp:simplePos x="0" y="0"/>
             <wp:positionH relativeFrom="margin">
-              <wp:align>left</wp:align>
+              <wp:posOffset>2838616</wp:posOffset>
             </wp:positionH>
             <wp:positionV relativeFrom="margin">
-              <wp:posOffset>226695</wp:posOffset>
+              <wp:posOffset>1751965</wp:posOffset>
             </wp:positionV>
-            <wp:extent cx="2934109" cy="6611273"/>
+            <wp:extent cx="2933700" cy="6610985"/>
             <wp:effectExtent l="0" t="0" r="0" b="0"/>
             <wp:wrapSquare wrapText="bothSides"/>
             <wp:docPr id="1001421491" name="Imagen 1"/>
@@ -906,7 +960,7 @@
                     <pic:cNvPicPr/>
                   </pic:nvPicPr>
                   <pic:blipFill>
-                    <a:blip r:embed="rId10">
+                    <a:blip r:embed="rId12">
                       <a:extLst>
                         <a:ext uri="{28A0092B-C50C-407E-A947-70E740481C1C}">
                           <a14:useLocalDpi xmlns:a14="http://schemas.microsoft.com/office/drawing/2010/main" val="0"/>
@@ -920,7 +974,7 @@
                   <pic:spPr>
                     <a:xfrm>
                       <a:off x="0" y="0"/>
-                      <a:ext cx="2934109" cy="6611273"/>
+                      <a:ext cx="2933700" cy="6610985"/>
                     </a:xfrm>
                     <a:prstGeom prst="rect">
                       <a:avLst/>
@@ -933,6 +987,14 @@
         </w:drawing>
       </w:r>
       <w:r>
+        <w:t>Detalle de la Sesión de Entrenamiento</w:t>
+      </w:r>
+    </w:p>
+    <w:p>
+      <w:pPr>
+        <w:spacing w:line="360" w:lineRule="auto"/>
+      </w:pPr>
+      <w:r>
         <w:rPr>
           <w:b/>
           <w:bCs/>
@@ -944,11 +1006,17 @@
       </w:r>
     </w:p>
     <w:p>
+      <w:pPr>
+        <w:spacing w:line="360" w:lineRule="auto"/>
+      </w:pPr>
       <w:r>
         <w:t>Esta pantalla ofrece una vista pormenorizada de una sesión de entrenamiento específica. Su objetivo es que el usuario pueda consultar de forma estructurada qué ejercicios realizó en una fecha determinada, así como el volumen de trabajo y la intensidad de cada una de las series completadas.</w:t>
       </w:r>
     </w:p>
     <w:p>
+      <w:pPr>
+        <w:spacing w:line="360" w:lineRule="auto"/>
+      </w:pPr>
       <w:r>
         <w:rPr>
           <w:b/>
@@ -963,6 +1031,7 @@
           <w:ilvl w:val="0"/>
           <w:numId w:val="5"/>
         </w:numPr>
+        <w:spacing w:line="360" w:lineRule="auto"/>
       </w:pPr>
       <w:r>
         <w:rPr>
@@ -991,6 +1060,7 @@
           <w:ilvl w:val="0"/>
           <w:numId w:val="5"/>
         </w:numPr>
+        <w:spacing w:line="360" w:lineRule="auto"/>
       </w:pPr>
       <w:r>
         <w:rPr>
@@ -1009,6 +1079,7 @@
           <w:ilvl w:val="1"/>
           <w:numId w:val="5"/>
         </w:numPr>
+        <w:spacing w:line="360" w:lineRule="auto"/>
       </w:pPr>
       <w:r>
         <w:rPr>
@@ -1027,12 +1098,14 @@
           <w:ilvl w:val="1"/>
           <w:numId w:val="5"/>
         </w:numPr>
-      </w:pPr>
-      <w:r>
-        <w:rPr>
-          <w:b/>
-          <w:bCs/>
-        </w:rPr>
+        <w:spacing w:line="360" w:lineRule="auto"/>
+      </w:pPr>
+      <w:r>
+        <w:rPr>
+          <w:b/>
+          <w:bCs/>
+        </w:rPr>
+        <w:lastRenderedPageBreak/>
         <w:t>Desglose de la serie (Set):</w:t>
       </w:r>
       <w:r>
@@ -1045,6 +1118,7 @@
           <w:ilvl w:val="2"/>
           <w:numId w:val="5"/>
         </w:numPr>
+        <w:spacing w:line="360" w:lineRule="auto"/>
       </w:pPr>
       <w:r>
         <w:rPr>
@@ -1063,6 +1137,7 @@
           <w:ilvl w:val="2"/>
           <w:numId w:val="5"/>
         </w:numPr>
+        <w:spacing w:line="360" w:lineRule="auto"/>
       </w:pPr>
       <w:r>
         <w:rPr>
@@ -1081,6 +1156,7 @@
           <w:ilvl w:val="2"/>
           <w:numId w:val="5"/>
         </w:numPr>
+        <w:spacing w:line="360" w:lineRule="auto"/>
       </w:pPr>
       <w:r>
         <w:rPr>
@@ -1093,35 +1169,23 @@
         <w:t xml:space="preserve"> Muestra la Escala de Esfuerzo Percibido (ej. "RPE: 9"), indicando al usuario lo cerca que estuvo del fallo muscular en esa serie concreta.</w:t>
       </w:r>
     </w:p>
-    <w:p/>
     <w:p>
       <w:pPr>
         <w:pStyle w:val="Ttulo2"/>
-      </w:pPr>
-      <w:r>
-        <w:lastRenderedPageBreak/>
-        <w:t>Flujo de Entrenamiento Libre (En curso)</w:t>
-      </w:r>
-    </w:p>
-    <w:p>
-      <w:pPr>
-        <w:rPr>
-          <w:b/>
-          <w:bCs/>
-        </w:rPr>
+        <w:spacing w:line="360" w:lineRule="auto"/>
       </w:pPr>
       <w:r>
         <w:rPr>
           <w:noProof/>
         </w:rPr>
         <w:drawing>
-          <wp:anchor distT="0" distB="0" distL="114300" distR="114300" simplePos="0" relativeHeight="251663360" behindDoc="0" locked="0" layoutInCell="1" allowOverlap="1" wp14:anchorId="3C7FDF7E" wp14:editId="6718F62A">
+          <wp:anchor distT="0" distB="0" distL="114300" distR="114300" simplePos="0" relativeHeight="251663360" behindDoc="0" locked="0" layoutInCell="1" allowOverlap="1" wp14:anchorId="3C7FDF7E" wp14:editId="4ADB7FC0">
             <wp:simplePos x="0" y="0"/>
             <wp:positionH relativeFrom="margin">
-              <wp:align>right</wp:align>
+              <wp:posOffset>-389283</wp:posOffset>
             </wp:positionH>
             <wp:positionV relativeFrom="margin">
-              <wp:align>top</wp:align>
+              <wp:posOffset>2973070</wp:posOffset>
             </wp:positionV>
             <wp:extent cx="2924175" cy="6639560"/>
             <wp:effectExtent l="0" t="0" r="9525" b="8890"/>
@@ -1138,7 +1202,7 @@
                     <pic:cNvPicPr/>
                   </pic:nvPicPr>
                   <pic:blipFill>
-                    <a:blip r:embed="rId11">
+                    <a:blip r:embed="rId13">
                       <a:extLst>
                         <a:ext uri="{28A0092B-C50C-407E-A947-70E740481C1C}">
                           <a14:useLocalDpi xmlns:a14="http://schemas.microsoft.com/office/drawing/2010/main" val="0"/>
@@ -1165,6 +1229,18 @@
         </w:drawing>
       </w:r>
       <w:r>
+        <w:t>Flujo de Entrenamiento Libre (En curso)</w:t>
+      </w:r>
+    </w:p>
+    <w:p>
+      <w:pPr>
+        <w:spacing w:line="360" w:lineRule="auto"/>
+        <w:rPr>
+          <w:b/>
+          <w:bCs/>
+        </w:rPr>
+      </w:pPr>
+      <w:r>
         <w:rPr>
           <w:b/>
           <w:bCs/>
@@ -1173,12 +1249,22 @@
       </w:r>
     </w:p>
     <w:p>
+      <w:pPr>
+        <w:spacing w:line="360" w:lineRule="auto"/>
+      </w:pPr>
       <w:r>
         <w:t>Este conjunto de interfaces conforma el entorno de trabajo activo donde el usuario registra su entrenamiento en tiempo real. El sistema está diseñado para ser ágil e intuitivo, minimizando las distracciones durante la sesión de ejercicio mientras permite registrar una gran cantidad de variables de rendimiento.</w:t>
       </w:r>
     </w:p>
-    <w:p/>
-    <w:p>
+    <w:p>
+      <w:pPr>
+        <w:spacing w:line="360" w:lineRule="auto"/>
+      </w:pPr>
+    </w:p>
+    <w:p>
+      <w:pPr>
+        <w:spacing w:line="360" w:lineRule="auto"/>
+      </w:pPr>
       <w:r>
         <w:rPr>
           <w:b/>
@@ -1193,6 +1279,7 @@
           <w:ilvl w:val="0"/>
           <w:numId w:val="6"/>
         </w:numPr>
+        <w:spacing w:line="360" w:lineRule="auto"/>
       </w:pPr>
       <w:r>
         <w:rPr>
@@ -1211,6 +1298,7 @@
           <w:ilvl w:val="0"/>
           <w:numId w:val="6"/>
         </w:numPr>
+        <w:spacing w:line="360" w:lineRule="auto"/>
       </w:pPr>
       <w:r>
         <w:rPr>
@@ -1239,38 +1327,36 @@
           <w:ilvl w:val="1"/>
           <w:numId w:val="6"/>
         </w:numPr>
-      </w:pPr>
-      <w:r>
-        <w:rPr>
-          <w:b/>
-          <w:bCs/>
-        </w:rPr>
+        <w:spacing w:line="360" w:lineRule="auto"/>
+      </w:pPr>
+      <w:r>
+        <w:rPr>
+          <w:b/>
+          <w:bCs/>
+        </w:rPr>
+        <w:lastRenderedPageBreak/>
         <w:t>"TERMINAR Y GUARDAR":</w:t>
       </w:r>
       <w:r>
         <w:t xml:space="preserve"> Botón principal que finaliza la sesión activa y guarda todos los datos registrados en el historial del usuario.</w:t>
       </w:r>
     </w:p>
-    <w:p/>
-    <w:p/>
-    <w:p/>
-    <w:p/>
-    <w:p/>
-    <w:p/>
-    <w:p>
+    <w:p>
+      <w:pPr>
+        <w:spacing w:line="360" w:lineRule="auto"/>
+      </w:pPr>
       <w:r>
         <w:rPr>
           <w:noProof/>
         </w:rPr>
-        <w:lastRenderedPageBreak/>
         <w:drawing>
-          <wp:anchor distT="0" distB="0" distL="114300" distR="114300" simplePos="0" relativeHeight="251664384" behindDoc="0" locked="0" layoutInCell="1" allowOverlap="1" wp14:anchorId="0B9D5014" wp14:editId="486C0C0F">
+          <wp:anchor distT="0" distB="0" distL="114300" distR="114300" simplePos="0" relativeHeight="251664384" behindDoc="0" locked="0" layoutInCell="1" allowOverlap="1" wp14:anchorId="0B9D5014" wp14:editId="20A6DE7D">
             <wp:simplePos x="0" y="0"/>
             <wp:positionH relativeFrom="margin">
-              <wp:posOffset>-437322</wp:posOffset>
+              <wp:posOffset>2933590</wp:posOffset>
             </wp:positionH>
             <wp:positionV relativeFrom="page">
-              <wp:posOffset>909209</wp:posOffset>
+              <wp:posOffset>1519969</wp:posOffset>
             </wp:positionV>
             <wp:extent cx="2876951" cy="6601746"/>
             <wp:effectExtent l="0" t="0" r="0" b="8890"/>
@@ -1287,7 +1373,7 @@
                     <pic:cNvPicPr/>
                   </pic:nvPicPr>
                   <pic:blipFill>
-                    <a:blip r:embed="rId12">
+                    <a:blip r:embed="rId14">
                       <a:extLst>
                         <a:ext uri="{28A0092B-C50C-407E-A947-70E740481C1C}">
                           <a14:useLocalDpi xmlns:a14="http://schemas.microsoft.com/office/drawing/2010/main" val="0"/>
@@ -1327,32 +1413,24 @@
           <w:ilvl w:val="0"/>
           <w:numId w:val="7"/>
         </w:numPr>
+        <w:spacing w:line="360" w:lineRule="auto"/>
       </w:pPr>
       <w:r>
         <w:t>Al pulsar en "+ AÑADIR EJERCICIO", se despliega un menú inferior (</w:t>
       </w:r>
-      <w:proofErr w:type="spellStart"/>
       <w:r>
         <w:rPr>
           <w:i/>
           <w:iCs/>
         </w:rPr>
-        <w:t>Bottom</w:t>
-      </w:r>
-      <w:proofErr w:type="spellEnd"/>
+        <w:t xml:space="preserve">Bottom </w:t>
+      </w:r>
+      <w:proofErr w:type="spellStart"/>
       <w:r>
         <w:rPr>
           <w:i/>
           <w:iCs/>
         </w:rPr>
-        <w:t xml:space="preserve"> </w:t>
-      </w:r>
-      <w:proofErr w:type="spellStart"/>
-      <w:r>
-        <w:rPr>
-          <w:i/>
-          <w:iCs/>
-        </w:rPr>
         <w:t>Sheet</w:t>
       </w:r>
       <w:proofErr w:type="spellEnd"/>
@@ -1376,28 +1454,98 @@
           <w:ilvl w:val="0"/>
           <w:numId w:val="7"/>
         </w:numPr>
+        <w:spacing w:line="360" w:lineRule="auto"/>
       </w:pPr>
       <w:r>
         <w:t>Este menú contiene una lista desplazable con todos los ejercicios disponibles en la base de datos de la aplicación (ej. Sentadilla, Zancada, Peso Muerto, etc.). El usuario solo debe pulsar sobre el nombre del ejercicio deseado para que este se añada a su pantalla de entrenamiento activo.</w:t>
       </w:r>
     </w:p>
-    <w:p/>
-    <w:p/>
-    <w:p/>
-    <w:p>
+    <w:p>
+      <w:pPr>
+        <w:spacing w:line="360" w:lineRule="auto"/>
+      </w:pPr>
+    </w:p>
+    <w:p>
+      <w:pPr>
+        <w:spacing w:line="360" w:lineRule="auto"/>
+      </w:pPr>
+    </w:p>
+    <w:p>
+      <w:pPr>
+        <w:spacing w:line="360" w:lineRule="auto"/>
+      </w:pPr>
+    </w:p>
+    <w:p>
+      <w:pPr>
+        <w:spacing w:line="360" w:lineRule="auto"/>
+      </w:pPr>
+      <w:r>
+        <w:rPr>
+          <w:b/>
+          <w:bCs/>
+        </w:rPr>
+        <w:t>Registro de Series y Variables (Tarjeta de Ejercicio)</w:t>
+      </w:r>
+      <w:r>
+        <w:t xml:space="preserve"> </w:t>
+      </w:r>
+    </w:p>
+    <w:p>
+      <w:pPr>
+        <w:spacing w:line="360" w:lineRule="auto"/>
+      </w:pPr>
+      <w:r>
+        <w:t xml:space="preserve">Una vez seleccionado un ejercicio (ej. "Hip </w:t>
+      </w:r>
+      <w:proofErr w:type="spellStart"/>
+      <w:r>
+        <w:t>Thrust</w:t>
+      </w:r>
+      <w:proofErr w:type="spellEnd"/>
+      <w:r>
+        <w:t>"), se genera una tarjeta de registro con los siguientes elementos:</w:t>
+      </w:r>
+    </w:p>
+    <w:p>
+      <w:pPr>
+        <w:numPr>
+          <w:ilvl w:val="0"/>
+          <w:numId w:val="8"/>
+        </w:numPr>
+        <w:spacing w:line="360" w:lineRule="auto"/>
+      </w:pPr>
+      <w:r>
+        <w:rPr>
+          <w:b/>
+          <w:bCs/>
+        </w:rPr>
+        <w:t>Desplegable de Equipamiento:</w:t>
+      </w:r>
+      <w:r>
+        <w:t xml:space="preserve"> Permite especificar el material utilizado (ej. barra, mancuernas, máquina).</w:t>
+      </w:r>
+    </w:p>
+    <w:p>
+      <w:pPr>
+        <w:numPr>
+          <w:ilvl w:val="0"/>
+          <w:numId w:val="8"/>
+        </w:numPr>
+        <w:spacing w:line="360" w:lineRule="auto"/>
+      </w:pPr>
       <w:r>
         <w:rPr>
           <w:noProof/>
         </w:rPr>
         <w:lastRenderedPageBreak/>
         <w:drawing>
-          <wp:anchor distT="0" distB="0" distL="114300" distR="114300" simplePos="0" relativeHeight="251665408" behindDoc="0" locked="0" layoutInCell="1" allowOverlap="1" wp14:anchorId="295F1D3F" wp14:editId="5CF976DB">
+          <wp:anchor distT="0" distB="0" distL="114300" distR="114300" simplePos="0" relativeHeight="251665408" behindDoc="0" locked="0" layoutInCell="1" allowOverlap="1" wp14:anchorId="295F1D3F" wp14:editId="0930413F">
             <wp:simplePos x="0" y="0"/>
             <wp:positionH relativeFrom="margin">
-              <wp:align>right</wp:align>
+              <wp:posOffset>-213995</wp:posOffset>
             </wp:positionH>
             <wp:positionV relativeFrom="margin">
-              <wp:posOffset>294005</wp:posOffset>
+              <wp:align>top</wp:align>
             </wp:positionV>
             <wp:extent cx="2895600" cy="6620510"/>
             <wp:effectExtent l="0" t="0" r="0" b="8890"/>
@@ -1414,7 +1562,7 @@
                     <pic:cNvPicPr/>
                   </pic:nvPicPr>
                   <pic:blipFill>
-                    <a:blip r:embed="rId13">
+                    <a:blip r:embed="rId15">
                       <a:extLst>
                         <a:ext uri="{28A0092B-C50C-407E-A947-70E740481C1C}">
                           <a14:useLocalDpi xmlns:a14="http://schemas.microsoft.com/office/drawing/2010/main" val="0"/>
@@ -1445,23 +1593,10 @@
           <w:b/>
           <w:bCs/>
         </w:rPr>
-        <w:t>Registro de Series y Variables (Tarjeta de Ejercicio)</w:t>
-      </w:r>
-      <w:r>
-        <w:t xml:space="preserve"> </w:t>
-      </w:r>
-    </w:p>
-    <w:p>
-      <w:r>
-        <w:t xml:space="preserve">Una vez seleccionado un ejercicio (ej. "Hip </w:t>
-      </w:r>
-      <w:proofErr w:type="spellStart"/>
-      <w:r>
-        <w:t>Thrust</w:t>
-      </w:r>
-      <w:proofErr w:type="spellEnd"/>
-      <w:r>
-        <w:t>"), se genera una tarjeta de registro con los siguientes elementos:</w:t>
+        <w:t>Campo de Notas:</w:t>
+      </w:r>
+      <w:r>
+        <w:t xml:space="preserve"> Área de texto opcional para que el usuario apunte sensaciones, recordatorios de técnica o ajustes específicos para ese ejercicio (ej. "Rango de movimiento completo").</w:t>
       </w:r>
     </w:p>
     <w:p>
@@ -1470,16 +1605,74 @@
           <w:ilvl w:val="0"/>
           <w:numId w:val="8"/>
         </w:numPr>
-      </w:pPr>
-      <w:r>
-        <w:rPr>
-          <w:b/>
-          <w:bCs/>
-        </w:rPr>
-        <w:t>Desplegable de Equipamiento:</w:t>
-      </w:r>
-      <w:r>
-        <w:t xml:space="preserve"> Permite especificar el material utilizado (ej. barra, mancuernas, máquina).</w:t>
+        <w:spacing w:line="360" w:lineRule="auto"/>
+      </w:pPr>
+      <w:r>
+        <w:rPr>
+          <w:b/>
+          <w:bCs/>
+        </w:rPr>
+        <w:t>Métricas de la Serie:</w:t>
+      </w:r>
+      <w:r>
+        <w:t xml:space="preserve"> Campos numéricos para introducir el rendimiento exacto de cada ronda:</w:t>
+      </w:r>
+    </w:p>
+    <w:p>
+      <w:pPr>
+        <w:numPr>
+          <w:ilvl w:val="1"/>
+          <w:numId w:val="8"/>
+        </w:numPr>
+        <w:spacing w:line="360" w:lineRule="auto"/>
+      </w:pPr>
+      <w:r>
+        <w:rPr>
+          <w:b/>
+          <w:bCs/>
+        </w:rPr>
+        <w:t>REPS:</w:t>
+      </w:r>
+      <w:r>
+        <w:t xml:space="preserve"> Número de repeticiones completadas.</w:t>
+      </w:r>
+    </w:p>
+    <w:p>
+      <w:pPr>
+        <w:numPr>
+          <w:ilvl w:val="1"/>
+          <w:numId w:val="8"/>
+        </w:numPr>
+        <w:spacing w:line="360" w:lineRule="auto"/>
+      </w:pPr>
+      <w:r>
+        <w:rPr>
+          <w:b/>
+          <w:bCs/>
+        </w:rPr>
+        <w:t>KG:</w:t>
+      </w:r>
+      <w:r>
+        <w:t xml:space="preserve"> Peso utilizado en kilogramos.</w:t>
+      </w:r>
+    </w:p>
+    <w:p>
+      <w:pPr>
+        <w:numPr>
+          <w:ilvl w:val="1"/>
+          <w:numId w:val="8"/>
+        </w:numPr>
+        <w:spacing w:line="360" w:lineRule="auto"/>
+      </w:pPr>
+      <w:r>
+        <w:rPr>
+          <w:b/>
+          <w:bCs/>
+        </w:rPr>
+        <w:t>RPE (1-10):</w:t>
+      </w:r>
+      <w:r>
+        <w:t xml:space="preserve"> Escala de Esfuerzo Percibido, que evalúa la intensidad de la serie.</w:t>
       </w:r>
     </w:p>
     <w:p>
@@ -1488,123 +1681,130 @@
           <w:ilvl w:val="0"/>
           <w:numId w:val="8"/>
         </w:numPr>
-      </w:pPr>
-      <w:r>
-        <w:rPr>
-          <w:b/>
-          <w:bCs/>
-        </w:rPr>
-        <w:t>Campo de Notas:</w:t>
-      </w:r>
-      <w:r>
-        <w:t xml:space="preserve"> Área de texto opcional para que el usuario apunte sensaciones, recordatorios de técnica o ajustes específicos para ese ejercicio (ej. "Rango de movimiento completo").</w:t>
+        <w:spacing w:line="360" w:lineRule="auto"/>
+      </w:pPr>
+      <w:r>
+        <w:rPr>
+          <w:b/>
+          <w:bCs/>
+        </w:rPr>
+        <w:t>Botón "+ AÑADIR SERIE":</w:t>
+      </w:r>
+      <w:r>
+        <w:t xml:space="preserve"> Confirma y guarda los datos introducidos en los campos de métricas, registrando esa ronda de trabajo como completada.</w:t>
+      </w:r>
+    </w:p>
+    <w:p>
+      <w:pPr>
+        <w:spacing w:line="360" w:lineRule="auto"/>
+      </w:pPr>
+    </w:p>
+    <w:p>
+      <w:pPr>
+        <w:spacing w:line="360" w:lineRule="auto"/>
+      </w:pPr>
+    </w:p>
+    <w:p>
+      <w:pPr>
+        <w:spacing w:line="360" w:lineRule="auto"/>
+      </w:pPr>
+      <w:r>
+        <w:rPr>
+          <w:b/>
+          <w:bCs/>
+        </w:rPr>
+        <w:t>Temporizador de Recuperación</w:t>
       </w:r>
     </w:p>
     <w:p>
       <w:pPr>
         <w:numPr>
           <w:ilvl w:val="0"/>
-          <w:numId w:val="8"/>
-        </w:numPr>
-      </w:pPr>
-      <w:r>
-        <w:rPr>
-          <w:b/>
-          <w:bCs/>
-        </w:rPr>
-        <w:t>Métricas de la Serie:</w:t>
-      </w:r>
-      <w:r>
-        <w:t xml:space="preserve"> Campos numéricos para introducir el rendimiento exacto de cada ronda:</w:t>
-      </w:r>
-    </w:p>
-    <w:p>
-      <w:pPr>
-        <w:numPr>
-          <w:ilvl w:val="1"/>
-          <w:numId w:val="8"/>
-        </w:numPr>
-      </w:pPr>
-      <w:r>
-        <w:rPr>
-          <w:b/>
-          <w:bCs/>
-        </w:rPr>
-        <w:t>REPS:</w:t>
-      </w:r>
-      <w:r>
-        <w:t xml:space="preserve"> Número de repeticiones completadas.</w:t>
-      </w:r>
-    </w:p>
-    <w:p>
-      <w:pPr>
-        <w:numPr>
-          <w:ilvl w:val="1"/>
-          <w:numId w:val="8"/>
-        </w:numPr>
-      </w:pPr>
-      <w:r>
-        <w:rPr>
-          <w:b/>
-          <w:bCs/>
-        </w:rPr>
-        <w:t>KG:</w:t>
-      </w:r>
-      <w:r>
-        <w:t xml:space="preserve"> Peso utilizado en kilogramos.</w:t>
-      </w:r>
-    </w:p>
-    <w:p>
-      <w:pPr>
-        <w:numPr>
-          <w:ilvl w:val="1"/>
-          <w:numId w:val="8"/>
-        </w:numPr>
-      </w:pPr>
-      <w:r>
-        <w:rPr>
-          <w:b/>
-          <w:bCs/>
-        </w:rPr>
-        <w:t>RPE (1-10):</w:t>
-      </w:r>
-      <w:r>
-        <w:t xml:space="preserve"> Escala de Esfuerzo Percibido, que evalúa la intensidad de la serie.</w:t>
+          <w:numId w:val="9"/>
+        </w:numPr>
+        <w:spacing w:line="360" w:lineRule="auto"/>
+      </w:pPr>
+      <w:r>
+        <w:t>Tras registrar una serie, el sistema asiste al usuario mostrando una ventana emergente (</w:t>
+      </w:r>
+      <w:proofErr w:type="spellStart"/>
+      <w:r>
+        <w:rPr>
+          <w:i/>
+          <w:iCs/>
+        </w:rPr>
+        <w:t>Dialog</w:t>
+      </w:r>
+      <w:proofErr w:type="spellEnd"/>
+      <w:r>
+        <w:t xml:space="preserve">) de </w:t>
+      </w:r>
+      <w:r>
+        <w:rPr>
+          <w:b/>
+          <w:bCs/>
+        </w:rPr>
+        <w:t>"TIEMPO DE RECUPERACIÓN"</w:t>
+      </w:r>
+      <w:r>
+        <w:t>.</w:t>
       </w:r>
     </w:p>
     <w:p>
       <w:pPr>
         <w:numPr>
           <w:ilvl w:val="0"/>
-          <w:numId w:val="8"/>
-        </w:numPr>
-      </w:pPr>
-      <w:r>
-        <w:rPr>
-          <w:b/>
-          <w:bCs/>
-        </w:rPr>
-        <w:t>Botón "+ AÑADIR SERIE":</w:t>
-      </w:r>
-      <w:r>
-        <w:t xml:space="preserve"> Confirma y guarda los datos introducidos en los campos de métricas, registrando esa ronda de trabajo como completada.</w:t>
-      </w:r>
-    </w:p>
-    <w:p/>
-    <w:p>
+          <w:numId w:val="9"/>
+        </w:numPr>
+        <w:spacing w:line="360" w:lineRule="auto"/>
+      </w:pPr>
+      <w:r>
+        <w:t>Muestra un cronómetro en cuenta regresiva (destacado en color rojo) para controlar los tiempos de descanso entre series, optimizando así el rendimiento.</w:t>
+      </w:r>
+    </w:p>
+    <w:p>
+      <w:pPr>
+        <w:numPr>
+          <w:ilvl w:val="0"/>
+          <w:numId w:val="9"/>
+        </w:numPr>
+        <w:spacing w:line="360" w:lineRule="auto"/>
+      </w:pPr>
+      <w:r>
+        <w:rPr>
+          <w:b/>
+          <w:bCs/>
+        </w:rPr>
+        <w:t>Botón "VOLVER AL LÍO":</w:t>
+      </w:r>
+      <w:r>
+        <w:t xml:space="preserve"> Permite al usuario saltarse el tiempo de descanso restante y cerrar la ventana emergente manualmente si decide reanudar el ejercicio antes de que el cronómetro llegue a cero.</w:t>
+      </w:r>
+    </w:p>
+    <w:p>
+      <w:pPr>
+        <w:spacing w:line="360" w:lineRule="auto"/>
+        <w:ind w:left="360"/>
+      </w:pPr>
+    </w:p>
+    <w:p>
+      <w:pPr>
+        <w:spacing w:line="360" w:lineRule="auto"/>
+        <w:ind w:left="360"/>
+      </w:pPr>
       <w:r>
         <w:rPr>
           <w:noProof/>
         </w:rPr>
         <w:lastRenderedPageBreak/>
         <w:drawing>
-          <wp:anchor distT="0" distB="0" distL="114300" distR="114300" simplePos="0" relativeHeight="251666432" behindDoc="0" locked="0" layoutInCell="1" allowOverlap="1" wp14:anchorId="786B60B5" wp14:editId="57661DE5">
+          <wp:anchor distT="0" distB="0" distL="114300" distR="114300" simplePos="0" relativeHeight="251666432" behindDoc="0" locked="0" layoutInCell="1" allowOverlap="1" wp14:anchorId="786B60B5" wp14:editId="7AB4371D">
             <wp:simplePos x="0" y="0"/>
             <wp:positionH relativeFrom="margin">
-              <wp:align>left</wp:align>
+              <wp:posOffset>-581633</wp:posOffset>
             </wp:positionH>
             <wp:positionV relativeFrom="margin">
-              <wp:posOffset>634</wp:posOffset>
+              <wp:posOffset>-572246</wp:posOffset>
             </wp:positionV>
             <wp:extent cx="2991267" cy="6592220"/>
             <wp:effectExtent l="0" t="0" r="0" b="0"/>
@@ -1621,7 +1821,7 @@
                     <pic:cNvPicPr/>
                   </pic:nvPicPr>
                   <pic:blipFill>
-                    <a:blip r:embed="rId14">
+                    <a:blip r:embed="rId16">
                       <a:extLst>
                         <a:ext uri="{28A0092B-C50C-407E-A947-70E740481C1C}">
                           <a14:useLocalDpi xmlns:a14="http://schemas.microsoft.com/office/drawing/2010/main" val="0"/>
@@ -1649,103 +1849,161 @@
       </w:r>
     </w:p>
     <w:p>
-      <w:r>
-        <w:rPr>
-          <w:b/>
-          <w:bCs/>
-        </w:rPr>
-        <w:t>Temporizador de Recuperación</w:t>
-      </w:r>
-    </w:p>
-    <w:p>
-      <w:pPr>
-        <w:numPr>
-          <w:ilvl w:val="0"/>
-          <w:numId w:val="9"/>
-        </w:numPr>
-      </w:pPr>
-      <w:r>
-        <w:t>Tras registrar una serie, el sistema asiste al usuario mostrando una ventana emergente (</w:t>
-      </w:r>
-      <w:proofErr w:type="spellStart"/>
-      <w:r>
-        <w:rPr>
-          <w:i/>
-          <w:iCs/>
-        </w:rPr>
-        <w:t>Dialog</w:t>
-      </w:r>
-      <w:proofErr w:type="spellEnd"/>
-      <w:r>
-        <w:t xml:space="preserve">) de </w:t>
-      </w:r>
-      <w:r>
-        <w:rPr>
-          <w:b/>
-          <w:bCs/>
-        </w:rPr>
-        <w:t>"TIEMPO DE RECUPERACIÓN"</w:t>
-      </w:r>
-      <w:r>
-        <w:t>.</w:t>
-      </w:r>
-    </w:p>
-    <w:p>
-      <w:pPr>
-        <w:numPr>
-          <w:ilvl w:val="0"/>
-          <w:numId w:val="9"/>
-        </w:numPr>
-      </w:pPr>
-      <w:r>
-        <w:t>Muestra un cronómetro en cuenta regresiva (destacado en color rojo) para controlar los tiempos de descanso entre series, optimizando así el rendimiento.</w:t>
-      </w:r>
-    </w:p>
-    <w:p>
-      <w:pPr>
-        <w:numPr>
-          <w:ilvl w:val="0"/>
-          <w:numId w:val="9"/>
-        </w:numPr>
-      </w:pPr>
-      <w:r>
-        <w:rPr>
-          <w:b/>
-          <w:bCs/>
-        </w:rPr>
-        <w:t>Botón "VOLVER AL LÍO":</w:t>
-      </w:r>
-      <w:r>
-        <w:t xml:space="preserve"> Permite al usuario saltarse el tiempo de descanso restante y cerrar la ventana emergente manualmente si decide reanudar el ejercicio antes de que el cronómetro llegue a cero.</w:t>
-      </w:r>
-    </w:p>
-    <w:p>
-      <w:pPr>
+      <w:pPr>
+        <w:spacing w:line="360" w:lineRule="auto"/>
         <w:ind w:left="360"/>
       </w:pPr>
     </w:p>
     <w:p>
       <w:pPr>
+        <w:spacing w:line="360" w:lineRule="auto"/>
+        <w:ind w:left="360"/>
+      </w:pPr>
+    </w:p>
+    <w:p>
+      <w:pPr>
+        <w:spacing w:line="360" w:lineRule="auto"/>
+        <w:ind w:left="360"/>
+      </w:pPr>
+    </w:p>
+    <w:p>
+      <w:pPr>
+        <w:spacing w:line="360" w:lineRule="auto"/>
+        <w:ind w:left="360"/>
+      </w:pPr>
+    </w:p>
+    <w:p>
+      <w:pPr>
+        <w:spacing w:line="360" w:lineRule="auto"/>
+        <w:ind w:left="360"/>
+      </w:pPr>
+    </w:p>
+    <w:p>
+      <w:pPr>
+        <w:spacing w:line="360" w:lineRule="auto"/>
+        <w:ind w:left="360"/>
+      </w:pPr>
+    </w:p>
+    <w:p>
+      <w:pPr>
+        <w:spacing w:line="360" w:lineRule="auto"/>
+        <w:ind w:left="360"/>
+      </w:pPr>
+    </w:p>
+    <w:p>
+      <w:pPr>
+        <w:spacing w:line="360" w:lineRule="auto"/>
+        <w:ind w:left="360"/>
+      </w:pPr>
+    </w:p>
+    <w:p>
+      <w:pPr>
+        <w:spacing w:line="360" w:lineRule="auto"/>
+        <w:ind w:left="360"/>
+      </w:pPr>
+    </w:p>
+    <w:p>
+      <w:pPr>
+        <w:spacing w:line="360" w:lineRule="auto"/>
+        <w:ind w:left="360"/>
+      </w:pPr>
+    </w:p>
+    <w:p>
+      <w:pPr>
+        <w:spacing w:line="360" w:lineRule="auto"/>
+        <w:ind w:left="360"/>
+      </w:pPr>
+    </w:p>
+    <w:p>
+      <w:pPr>
+        <w:spacing w:line="360" w:lineRule="auto"/>
+        <w:ind w:left="360"/>
+      </w:pPr>
+    </w:p>
+    <w:p>
+      <w:pPr>
+        <w:spacing w:line="360" w:lineRule="auto"/>
+        <w:ind w:left="360"/>
+      </w:pPr>
+    </w:p>
+    <w:p>
+      <w:pPr>
+        <w:spacing w:line="360" w:lineRule="auto"/>
+        <w:ind w:left="360"/>
+      </w:pPr>
+    </w:p>
+    <w:p>
+      <w:pPr>
+        <w:spacing w:line="360" w:lineRule="auto"/>
+        <w:ind w:left="360"/>
+      </w:pPr>
+    </w:p>
+    <w:p>
+      <w:pPr>
+        <w:spacing w:line="360" w:lineRule="auto"/>
+        <w:ind w:left="360"/>
+      </w:pPr>
+    </w:p>
+    <w:p>
+      <w:pPr>
+        <w:spacing w:line="360" w:lineRule="auto"/>
+        <w:ind w:left="360"/>
+      </w:pPr>
+    </w:p>
+    <w:p>
+      <w:pPr>
+        <w:spacing w:line="360" w:lineRule="auto"/>
+        <w:ind w:left="360"/>
+      </w:pPr>
+    </w:p>
+    <w:p>
+      <w:pPr>
+        <w:spacing w:line="360" w:lineRule="auto"/>
+        <w:ind w:left="360"/>
+      </w:pPr>
+    </w:p>
+    <w:p>
+      <w:pPr>
+        <w:spacing w:line="360" w:lineRule="auto"/>
+        <w:ind w:left="360"/>
+      </w:pPr>
+    </w:p>
+    <w:p>
+      <w:pPr>
+        <w:spacing w:line="360" w:lineRule="auto"/>
+        <w:ind w:left="360"/>
+      </w:pPr>
+    </w:p>
+    <w:p>
+      <w:pPr>
+        <w:spacing w:line="360" w:lineRule="auto"/>
+        <w:ind w:left="360"/>
+      </w:pPr>
+    </w:p>
+    <w:p>
+      <w:pPr>
+        <w:spacing w:line="360" w:lineRule="auto"/>
+        <w:ind w:left="360"/>
+      </w:pPr>
+    </w:p>
+    <w:p>
+      <w:pPr>
         <w:pStyle w:val="Ttulo2"/>
-      </w:pPr>
-      <w:r>
+        <w:spacing w:line="360" w:lineRule="auto"/>
+      </w:pPr>
+      <w:r>
+        <w:rPr>
+          <w:noProof/>
+        </w:rPr>
         <w:lastRenderedPageBreak/>
-        <w:t>Catálogo de Rutinas</w:t>
-      </w:r>
-    </w:p>
-    <w:p>
-      <w:r>
-        <w:rPr>
-          <w:noProof/>
-        </w:rPr>
         <w:drawing>
-          <wp:anchor distT="0" distB="0" distL="114300" distR="114300" simplePos="0" relativeHeight="251667456" behindDoc="0" locked="0" layoutInCell="1" allowOverlap="1" wp14:anchorId="10DA2C6F" wp14:editId="35799B4D">
+          <wp:anchor distT="0" distB="0" distL="114300" distR="114300" simplePos="0" relativeHeight="251667456" behindDoc="0" locked="0" layoutInCell="1" allowOverlap="1" wp14:anchorId="10DA2C6F" wp14:editId="1DC6D6BF">
             <wp:simplePos x="0" y="0"/>
             <wp:positionH relativeFrom="margin">
-              <wp:align>right</wp:align>
+              <wp:posOffset>2986488</wp:posOffset>
             </wp:positionH>
-            <wp:positionV relativeFrom="margin">
-              <wp:posOffset>230588</wp:posOffset>
+            <wp:positionV relativeFrom="page">
+              <wp:posOffset>905290</wp:posOffset>
             </wp:positionV>
             <wp:extent cx="2943636" cy="6620799"/>
             <wp:effectExtent l="0" t="0" r="9525" b="8890"/>
@@ -1762,7 +2020,7 @@
                     <pic:cNvPicPr/>
                   </pic:nvPicPr>
                   <pic:blipFill>
-                    <a:blip r:embed="rId15">
+                    <a:blip r:embed="rId17">
                       <a:extLst>
                         <a:ext uri="{28A0092B-C50C-407E-A947-70E740481C1C}">
                           <a14:useLocalDpi xmlns:a14="http://schemas.microsoft.com/office/drawing/2010/main" val="0"/>
@@ -1789,6 +2047,14 @@
         </w:drawing>
       </w:r>
       <w:r>
+        <w:t>Catálogo de Rutinas</w:t>
+      </w:r>
+    </w:p>
+    <w:p>
+      <w:pPr>
+        <w:spacing w:line="360" w:lineRule="auto"/>
+      </w:pPr>
+      <w:r>
         <w:rPr>
           <w:b/>
           <w:bCs/>
@@ -1800,11 +2066,17 @@
       </w:r>
     </w:p>
     <w:p>
+      <w:pPr>
+        <w:spacing w:line="360" w:lineRule="auto"/>
+      </w:pPr>
       <w:r>
         <w:t>Esta pantalla actúa como una biblioteca de entrenamientos predefinidos. Su objetivo principal es ofrecer al usuario la comodidad de seleccionar plantillas de entrenamiento ya estructuradas, agilizando el inicio de la sesión en lugar de tener que añadir los ejercicios uno a uno de forma manual (como ocurre en el modo de "Entrenamiento libre").</w:t>
       </w:r>
     </w:p>
     <w:p>
+      <w:pPr>
+        <w:spacing w:line="360" w:lineRule="auto"/>
+      </w:pPr>
       <w:r>
         <w:rPr>
           <w:b/>
@@ -1819,6 +2091,7 @@
           <w:ilvl w:val="0"/>
           <w:numId w:val="10"/>
         </w:numPr>
+        <w:spacing w:line="360" w:lineRule="auto"/>
       </w:pPr>
       <w:r>
         <w:rPr>
@@ -1837,6 +2110,7 @@
           <w:ilvl w:val="0"/>
           <w:numId w:val="10"/>
         </w:numPr>
+        <w:spacing w:line="360" w:lineRule="auto"/>
       </w:pPr>
       <w:r>
         <w:rPr>
@@ -1855,6 +2129,7 @@
           <w:ilvl w:val="1"/>
           <w:numId w:val="10"/>
         </w:numPr>
+        <w:spacing w:line="360" w:lineRule="auto"/>
       </w:pPr>
       <w:r>
         <w:rPr>
@@ -1873,6 +2148,7 @@
           <w:ilvl w:val="1"/>
           <w:numId w:val="10"/>
         </w:numPr>
+        <w:spacing w:line="360" w:lineRule="auto"/>
       </w:pPr>
       <w:r>
         <w:rPr>
@@ -1891,30 +2167,37 @@
           <w:ilvl w:val="1"/>
           <w:numId w:val="10"/>
         </w:numPr>
-      </w:pPr>
-      <w:r>
-        <w:rPr>
-          <w:b/>
-          <w:bCs/>
-        </w:rPr>
+        <w:spacing w:line="360" w:lineRule="auto"/>
+      </w:pPr>
+      <w:r>
+        <w:rPr>
+          <w:b/>
+          <w:bCs/>
+        </w:rPr>
+        <w:lastRenderedPageBreak/>
         <w:t>Selección e inicio:</w:t>
       </w:r>
       <w:r>
         <w:t xml:space="preserve"> Al pulsar sobre cualquiera de las rutinas listadas, la aplicación cargará automáticamente esa plantilla, dirigiendo al usuario a la pantalla de entrenamiento activo con los ejercicios ya precargados.</w:t>
       </w:r>
     </w:p>
-    <w:p/>
+    <w:p>
+      <w:pPr>
+        <w:spacing w:line="360" w:lineRule="auto"/>
+      </w:pPr>
+    </w:p>
     <w:p>
       <w:pPr>
         <w:pStyle w:val="Ttulo2"/>
-      </w:pPr>
-      <w:r>
-        <w:lastRenderedPageBreak/>
+        <w:spacing w:line="360" w:lineRule="auto"/>
+      </w:pPr>
+      <w:r>
         <w:t>Pantalla de Seguimiento (Mi Progreso)</w:t>
       </w:r>
     </w:p>
     <w:p>
       <w:pPr>
+        <w:spacing w:line="360" w:lineRule="auto"/>
         <w:rPr>
           <w:b/>
           <w:bCs/>
@@ -1948,7 +2231,7 @@
                     <pic:cNvPicPr/>
                   </pic:nvPicPr>
                   <pic:blipFill>
-                    <a:blip r:embed="rId16">
+                    <a:blip r:embed="rId18">
                       <a:extLst>
                         <a:ext uri="{28A0092B-C50C-407E-A947-70E740481C1C}">
                           <a14:useLocalDpi xmlns:a14="http://schemas.microsoft.com/office/drawing/2010/main" val="0"/>
@@ -1983,11 +2266,17 @@
       </w:r>
     </w:p>
     <w:p>
+      <w:pPr>
+        <w:spacing w:line="360" w:lineRule="auto"/>
+      </w:pPr>
       <w:r>
         <w:t>Esta sección está dedicada a la monitorización de la evolución física del usuario. Proporciona un entorno visual y analítico donde se puede evaluar el impacto de los entrenamientos a lo largo del tiempo, consolidando los datos antropométricos registrados en información clara y comprensible.</w:t>
       </w:r>
     </w:p>
     <w:p>
+      <w:pPr>
+        <w:spacing w:line="360" w:lineRule="auto"/>
+      </w:pPr>
       <w:r>
         <w:rPr>
           <w:b/>
@@ -2002,6 +2291,7 @@
           <w:ilvl w:val="0"/>
           <w:numId w:val="11"/>
         </w:numPr>
+        <w:spacing w:line="360" w:lineRule="auto"/>
       </w:pPr>
       <w:r>
         <w:rPr>
@@ -2020,6 +2310,7 @@
           <w:ilvl w:val="0"/>
           <w:numId w:val="11"/>
         </w:numPr>
+        <w:spacing w:line="360" w:lineRule="auto"/>
       </w:pPr>
       <w:r>
         <w:rPr>
@@ -2038,9 +2329,14 @@
           <w:ilvl w:val="1"/>
           <w:numId w:val="11"/>
         </w:numPr>
-      </w:pPr>
-      <w:r>
-        <w:t>Cada registro (ítem de la lista) desglosa los valores específicos de esa toma de datos, mostrando métricas clave como el peso total (en kg) y el porcentaje de grasa corporal, ofreciendo así un contexto más profundo que el simple peso en báscula.</w:t>
+        <w:spacing w:line="360" w:lineRule="auto"/>
+      </w:pPr>
+      <w:r>
+        <w:t xml:space="preserve">Cada registro (ítem de la lista) desglosa los valores específicos de esa toma de datos, mostrando métricas clave como el peso total (en kg) y el porcentaje de </w:t>
+      </w:r>
+      <w:r>
+        <w:lastRenderedPageBreak/>
+        <w:t>grasa corporal, ofreciendo así un contexto más profundo que el simple peso en báscula.</w:t>
       </w:r>
     </w:p>
     <w:p>
@@ -2049,6 +2345,7 @@
           <w:ilvl w:val="0"/>
           <w:numId w:val="11"/>
         </w:numPr>
+        <w:spacing w:line="360" w:lineRule="auto"/>
       </w:pPr>
       <w:r>
         <w:rPr>
@@ -2061,17 +2358,24 @@
         <w:t xml:space="preserve"> Botón de acción principal ubicado en la zona inferior de la pantalla. Al pulsarlo, el usuario activa el flujo para introducir una nueva entrada con sus medidas actuales, actualizando automáticamente tanto el historial detallado como el gráfico de evolución.</w:t>
       </w:r>
     </w:p>
-    <w:p/>
+    <w:p>
+      <w:pPr>
+        <w:spacing w:line="360" w:lineRule="auto"/>
+      </w:pPr>
+    </w:p>
     <w:p>
       <w:pPr>
         <w:pStyle w:val="Ttulo2"/>
-      </w:pPr>
-      <w:r>
-        <w:lastRenderedPageBreak/>
+        <w:spacing w:line="360" w:lineRule="auto"/>
+      </w:pPr>
+      <w:r>
         <w:t>Pantalla de Nueva Medida</w:t>
       </w:r>
     </w:p>
     <w:p>
+      <w:pPr>
+        <w:spacing w:line="360" w:lineRule="auto"/>
+      </w:pPr>
       <w:r>
         <w:rPr>
           <w:noProof/>
@@ -2100,7 +2404,7 @@
                     <pic:cNvPicPr/>
                   </pic:nvPicPr>
                   <pic:blipFill>
-                    <a:blip r:embed="rId17">
+                    <a:blip r:embed="rId19">
                       <a:extLst>
                         <a:ext uri="{28A0092B-C50C-407E-A947-70E740481C1C}">
                           <a14:useLocalDpi xmlns:a14="http://schemas.microsoft.com/office/drawing/2010/main" val="0"/>
@@ -2138,11 +2442,17 @@
       </w:r>
     </w:p>
     <w:p>
+      <w:pPr>
+        <w:spacing w:line="360" w:lineRule="auto"/>
+      </w:pPr>
       <w:r>
         <w:t>Esta interfaz proporciona un formulario claro y conciso para que el usuario introduzca sus datos antropométricos más recientes. Su diseño minimalista busca facilitar una entrada de datos rápida y sin fricciones, alimentando directamente el historial y los gráficos de la sección de progreso.</w:t>
       </w:r>
     </w:p>
     <w:p>
+      <w:pPr>
+        <w:spacing w:line="360" w:lineRule="auto"/>
+      </w:pPr>
       <w:r>
         <w:rPr>
           <w:b/>
@@ -2157,6 +2467,7 @@
           <w:ilvl w:val="0"/>
           <w:numId w:val="12"/>
         </w:numPr>
+        <w:spacing w:line="360" w:lineRule="auto"/>
       </w:pPr>
       <w:r>
         <w:rPr>
@@ -2175,6 +2486,7 @@
           <w:ilvl w:val="0"/>
           <w:numId w:val="12"/>
         </w:numPr>
+        <w:spacing w:line="360" w:lineRule="auto"/>
       </w:pPr>
       <w:r>
         <w:rPr>
@@ -2193,6 +2505,7 @@
           <w:ilvl w:val="0"/>
           <w:numId w:val="12"/>
         </w:numPr>
+        <w:spacing w:line="360" w:lineRule="auto"/>
       </w:pPr>
       <w:r>
         <w:rPr>
@@ -2202,16 +2515,24 @@
         <w:t>Botón "GUARDAR":</w:t>
       </w:r>
       <w:r>
-        <w:t xml:space="preserve"> Botón de acción principal. Al accionarlo, el sistema valida la información introducida, la almacena de forma segura en la base de datos asociada al perfil del usuario y redirige automáticamente a la pantalla de "Mi Progreso", donde los nuevos datos ya aparecerán reflejados en el historial y en la gráfica de evolución.</w:t>
-      </w:r>
-    </w:p>
-    <w:p/>
+        <w:t xml:space="preserve"> Botón de acción principal. Al accionarlo, el sistema valida la información introducida, la almacena de forma segura en la base de datos asociada al </w:t>
+      </w:r>
+      <w:r>
+        <w:lastRenderedPageBreak/>
+        <w:t>perfil del usuario y redirige automáticamente a la pantalla de "Mi Progreso", donde los nuevos datos ya aparecerán reflejados en el historial y en la gráfica de evolución.</w:t>
+      </w:r>
+    </w:p>
+    <w:p>
+      <w:pPr>
+        <w:spacing w:line="360" w:lineRule="auto"/>
+      </w:pPr>
+    </w:p>
     <w:p>
       <w:pPr>
         <w:pStyle w:val="Ttulo2"/>
-      </w:pPr>
-      <w:r>
-        <w:lastRenderedPageBreak/>
+        <w:spacing w:line="360" w:lineRule="auto"/>
+      </w:pPr>
+      <w:r>
         <w:t xml:space="preserve">Pantalla de </w:t>
       </w:r>
       <w:proofErr w:type="spellStart"/>
@@ -2221,6 +2542,9 @@
       <w:proofErr w:type="spellEnd"/>
     </w:p>
     <w:p>
+      <w:pPr>
+        <w:spacing w:line="360" w:lineRule="auto"/>
+      </w:pPr>
       <w:r>
         <w:rPr>
           <w:noProof/>
@@ -2249,7 +2573,7 @@
                     <pic:cNvPicPr/>
                   </pic:nvPicPr>
                   <pic:blipFill>
-                    <a:blip r:embed="rId18">
+                    <a:blip r:embed="rId20">
                       <a:extLst>
                         <a:ext uri="{28A0092B-C50C-407E-A947-70E740481C1C}">
                           <a14:useLocalDpi xmlns:a14="http://schemas.microsoft.com/office/drawing/2010/main" val="0"/>
@@ -2287,11 +2611,17 @@
       </w:r>
     </w:p>
     <w:p>
+      <w:pPr>
+        <w:spacing w:line="360" w:lineRule="auto"/>
+      </w:pPr>
       <w:r>
         <w:t>Esta vista muestra el listado de los objetivos que el usuario tiene actualmente en curso. Su finalidad es servir como un recordatorio visual rápido de las metas fijadas (por ejemplo, alcanzar un peso determinado) y los plazos establecidos para lograrlas, ayudando a mantener el enfoque y la motivación.</w:t>
       </w:r>
     </w:p>
     <w:p>
+      <w:pPr>
+        <w:spacing w:line="360" w:lineRule="auto"/>
+      </w:pPr>
       <w:r>
         <w:rPr>
           <w:b/>
@@ -2306,6 +2636,7 @@
           <w:ilvl w:val="0"/>
           <w:numId w:val="13"/>
         </w:numPr>
+        <w:spacing w:line="360" w:lineRule="auto"/>
       </w:pPr>
       <w:r>
         <w:rPr>
@@ -2324,6 +2655,7 @@
           <w:ilvl w:val="1"/>
           <w:numId w:val="13"/>
         </w:numPr>
+        <w:spacing w:line="360" w:lineRule="auto"/>
       </w:pPr>
       <w:r>
         <w:rPr>
@@ -2342,6 +2674,7 @@
           <w:ilvl w:val="1"/>
           <w:numId w:val="13"/>
         </w:numPr>
+        <w:spacing w:line="360" w:lineRule="auto"/>
       </w:pPr>
       <w:r>
         <w:rPr>
@@ -2360,6 +2693,7 @@
           <w:ilvl w:val="0"/>
           <w:numId w:val="13"/>
         </w:numPr>
+        <w:spacing w:line="360" w:lineRule="auto"/>
       </w:pPr>
       <w:r>
         <w:rPr>
@@ -2372,10 +2706,15 @@
         <w:t xml:space="preserve"> Este botón permanece fijo en la parte inferior de la pantalla, permitiendo al usuario seguir añadiendo múltiples objetivos simultáneos a su lista.</w:t>
       </w:r>
     </w:p>
-    <w:p/>
+    <w:p>
+      <w:pPr>
+        <w:spacing w:line="360" w:lineRule="auto"/>
+      </w:pPr>
+    </w:p>
     <w:p>
       <w:pPr>
         <w:pStyle w:val="Ttulo2"/>
+        <w:spacing w:line="360" w:lineRule="auto"/>
       </w:pPr>
       <w:r>
         <w:lastRenderedPageBreak/>
@@ -2383,6 +2722,9 @@
       </w:r>
     </w:p>
     <w:p>
+      <w:pPr>
+        <w:spacing w:line="360" w:lineRule="auto"/>
+      </w:pPr>
       <w:r>
         <w:rPr>
           <w:noProof/>
@@ -2411,7 +2753,7 @@
                     <pic:cNvPicPr/>
                   </pic:nvPicPr>
                   <pic:blipFill>
-                    <a:blip r:embed="rId19">
+                    <a:blip r:embed="rId21">
                       <a:extLst>
                         <a:ext uri="{28A0092B-C50C-407E-A947-70E740481C1C}">
                           <a14:useLocalDpi xmlns:a14="http://schemas.microsoft.com/office/drawing/2010/main" val="0"/>
@@ -2449,11 +2791,17 @@
       </w:r>
     </w:p>
     <w:p>
+      <w:pPr>
+        <w:spacing w:line="360" w:lineRule="auto"/>
+      </w:pPr>
       <w:r>
         <w:t>Esta interfaz presenta el formulario interactivo mediante el cual el usuario puede definir y configurar un nuevo objetivo de entrenamiento o composición corporal. Está diseñada para ser flexible, permitiendo registrar desde metas de peso hasta marcas específicas en ejercicios concretos, asociándolas a un horizonte temporal determinado.</w:t>
       </w:r>
     </w:p>
     <w:p>
+      <w:pPr>
+        <w:spacing w:line="360" w:lineRule="auto"/>
+      </w:pPr>
       <w:r>
         <w:rPr>
           <w:b/>
@@ -2468,6 +2816,7 @@
           <w:ilvl w:val="0"/>
           <w:numId w:val="14"/>
         </w:numPr>
+        <w:spacing w:line="360" w:lineRule="auto"/>
       </w:pPr>
       <w:r>
         <w:rPr>
@@ -2486,6 +2835,7 @@
           <w:ilvl w:val="0"/>
           <w:numId w:val="14"/>
         </w:numPr>
+        <w:spacing w:line="360" w:lineRule="auto"/>
       </w:pPr>
       <w:r>
         <w:rPr>
@@ -2504,6 +2854,7 @@
           <w:ilvl w:val="1"/>
           <w:numId w:val="14"/>
         </w:numPr>
+        <w:spacing w:line="360" w:lineRule="auto"/>
       </w:pPr>
       <w:r>
         <w:rPr>
@@ -2518,8 +2869,6 @@
       <w:r>
         <w:t>ej.</w:t>
       </w:r>
-      <w:bookmarkStart w:id="0" w:name="_GoBack"/>
-      <w:bookmarkEnd w:id="0"/>
       <w:r>
         <w:t>75kg, 12%grasa, 100kg banca") para guiar al usuario sobre el formato de los datos que debe introducir.</w:t>
       </w:r>
@@ -2530,6 +2879,7 @@
           <w:ilvl w:val="0"/>
           <w:numId w:val="14"/>
         </w:numPr>
+        <w:spacing w:line="360" w:lineRule="auto"/>
       </w:pPr>
       <w:r>
         <w:rPr>
@@ -2545,12 +2895,14 @@
           <w:ilvl w:val="1"/>
           <w:numId w:val="14"/>
         </w:numPr>
-      </w:pPr>
-      <w:r>
-        <w:rPr>
-          <w:b/>
-          <w:bCs/>
-        </w:rPr>
+        <w:spacing w:line="360" w:lineRule="auto"/>
+      </w:pPr>
+      <w:r>
+        <w:rPr>
+          <w:b/>
+          <w:bCs/>
+        </w:rPr>
+        <w:lastRenderedPageBreak/>
         <w:t>Botón "SELECCIONAR FECHA":</w:t>
       </w:r>
       <w:r>
@@ -2563,6 +2915,7 @@
           <w:ilvl w:val="1"/>
           <w:numId w:val="14"/>
         </w:numPr>
+        <w:spacing w:line="360" w:lineRule="auto"/>
       </w:pPr>
       <w:r>
         <w:rPr>
@@ -2581,6 +2934,7 @@
           <w:ilvl w:val="0"/>
           <w:numId w:val="14"/>
         </w:numPr>
+        <w:spacing w:line="360" w:lineRule="auto"/>
       </w:pPr>
       <w:r>
         <w:rPr>
@@ -2590,15 +2944,12 @@
         <w:t>Botón "GUARDAR OBJETIVO":</w:t>
       </w:r>
       <w:r>
-        <w:t xml:space="preserve"> Es la llamada a la acción principal. Al pulsarlo, el sistema valida que todos los campos estén cumplimentados. Si la información es </w:t>
-      </w:r>
-      <w:r>
-        <w:lastRenderedPageBreak/>
-        <w:t>correcta, el objetivo se registra en el perfil del usuario y la aplicación lo redirige de vuelta a la lista de "Mis Objetivos", donde aparecerá la nueva meta.</w:t>
+        <w:t xml:space="preserve"> Es la llamada a la acción principal. Al pulsarlo, el sistema valida que todos los campos estén cumplimentados. Si la información es correcta, el objetivo se registra en el perfil del usuario y la aplicación lo redirige de vuelta a la lista de "Mis Objetivos", donde aparecerá la nueva meta.</w:t>
       </w:r>
     </w:p>
     <w:p/>
     <w:sectPr>
+      <w:footerReference w:type="default" r:id="rId22"/>
       <w:pgSz w:w="11906" w:h="16838"/>
       <w:pgMar w:top="1417" w:right="1701" w:bottom="1417" w:left="1701" w:header="708" w:footer="708" w:gutter="0"/>
       <w:cols w:space="708"/>
@@ -2608,8 +2959,100 @@
 </w:document>
 </file>
 
+<file path=word/endnotes.xml><?xml version="1.0" encoding="utf-8"?>
+<w:endnotes xmlns:wpc="http://schemas.microsoft.com/office/word/2010/wordprocessingCanvas" xmlns:cx="http://schemas.microsoft.com/office/drawing/2014/chartex" xmlns:cx1="http://schemas.microsoft.com/office/drawing/2015/9/8/chartex" xmlns:cx2="http://schemas.microsoft.com/office/drawing/2015/10/21/chartex" xmlns:cx3="http://schemas.microsoft.com/office/drawing/2016/5/9/chartex" xmlns:cx4="http://schemas.microsoft.com/office/drawing/2016/5/10/chartex" xmlns:cx5="http://schemas.microsoft.com/office/drawing/2016/5/11/chartex" xmlns:cx6="http://schemas.microsoft.com/office/drawing/2016/5/12/chartex" xmlns:cx7="http://schemas.microsoft.com/office/drawing/2016/5/13/chartex" xmlns:cx8="http://schemas.microsoft.com/office/drawing/2016/5/14/chartex" xmlns:mc="http://schemas.openxmlformats.org/markup-compatibility/2006" xmlns:aink="http://schemas.microsoft.com/office/drawing/2016/ink" xmlns:am3d="http://schemas.microsoft.com/office/drawing/2017/model3d" xmlns:o="urn:schemas-microsoft-com:office:office" xmlns:oel="http://schemas.microsoft.com/office/2019/extlst" xmlns:r="http://schemas.openxmlformats.org/officeDocument/2006/relationships" xmlns:m="http://schemas.openxmlformats.org/officeDocument/2006/math" xmlns:v="urn:schemas-microsoft-com:vml" xmlns:wp14="http://schemas.microsoft.com/office/word/2010/wordprocessingDrawing" xmlns:wp="http://schemas.openxmlformats.org/drawingml/2006/wordprocessingDrawing" xmlns:w10="urn:schemas-microsoft-com:office:word" xmlns:w="http://schemas.openxmlformats.org/wordprocessingml/2006/main" xmlns:w14="http://schemas.microsoft.com/office/word/2010/wordml" xmlns:w15="http://schemas.microsoft.com/office/word/2012/wordml" xmlns:w16cex="http://schemas.microsoft.com/office/word/2018/wordml/cex" xmlns:w16cid="http://schemas.microsoft.com/office/word/2016/wordml/cid" xmlns:w16="http://schemas.microsoft.com/office/word/2018/wordml" xmlns:w16du="http://schemas.microsoft.com/office/word/2023/wordml/word16du" xmlns:w16sdtdh="http://schemas.microsoft.com/office/word/2020/wordml/sdtdatahash" xmlns:w16sdtfl="http://schemas.microsoft.com/office/word/2024/wordml/sdtformatlock" xmlns:w16se="http://schemas.microsoft.com/office/word/2015/wordml/symex" xmlns:wpg="http://schemas.microsoft.com/office/word/2010/wordprocessingGroup" xmlns:wpi="http://schemas.microsoft.com/office/word/2010/wordprocessingInk" xmlns:wne="http://schemas.microsoft.com/office/word/2006/wordml" xmlns:wps="http://schemas.microsoft.com/office/word/2010/wordprocessingShape" mc:Ignorable="w14 w15 w16se w16cid w16 w16cex w16sdtdh w16sdtfl w16du wp14">
+  <w:endnote w:type="separator" w:id="-1">
+    <w:p>
+      <w:pPr>
+        <w:spacing w:after="0" w:line="240" w:lineRule="auto"/>
+      </w:pPr>
+      <w:r>
+        <w:separator/>
+      </w:r>
+    </w:p>
+  </w:endnote>
+  <w:endnote w:type="continuationSeparator" w:id="0">
+    <w:p>
+      <w:pPr>
+        <w:spacing w:after="0" w:line="240" w:lineRule="auto"/>
+      </w:pPr>
+      <w:r>
+        <w:continuationSeparator/>
+      </w:r>
+    </w:p>
+  </w:endnote>
+</w:endnotes>
+</file>
+
+<file path=word/footer1.xml><?xml version="1.0" encoding="utf-8"?>
+<w:ftr xmlns:wpc="http://schemas.microsoft.com/office/word/2010/wordprocessingCanvas" xmlns:cx="http://schemas.microsoft.com/office/drawing/2014/chartex" xmlns:cx1="http://schemas.microsoft.com/office/drawing/2015/9/8/chartex" xmlns:cx2="http://schemas.microsoft.com/office/drawing/2015/10/21/chartex" xmlns:cx3="http://schemas.microsoft.com/office/drawing/2016/5/9/chartex" xmlns:cx4="http://schemas.microsoft.com/office/drawing/2016/5/10/chartex" xmlns:cx5="http://schemas.microsoft.com/office/drawing/2016/5/11/chartex" xmlns:cx6="http://schemas.microsoft.com/office/drawing/2016/5/12/chartex" xmlns:cx7="http://schemas.microsoft.com/office/drawing/2016/5/13/chartex" xmlns:cx8="http://schemas.microsoft.com/office/drawing/2016/5/14/chartex" xmlns:mc="http://schemas.openxmlformats.org/markup-compatibility/2006" xmlns:aink="http://schemas.microsoft.com/office/drawing/2016/ink" xmlns:am3d="http://schemas.microsoft.com/office/drawing/2017/model3d" xmlns:o="urn:schemas-microsoft-com:office:office" xmlns:oel="http://schemas.microsoft.com/office/2019/extlst" xmlns:r="http://schemas.openxmlformats.org/officeDocument/2006/relationships" xmlns:m="http://schemas.openxmlformats.org/officeDocument/2006/math" xmlns:v="urn:schemas-microsoft-com:vml" xmlns:wp14="http://schemas.microsoft.com/office/word/2010/wordprocessingDrawing" xmlns:wp="http://schemas.openxmlformats.org/drawingml/2006/wordprocessingDrawing" xmlns:w10="urn:schemas-microsoft-com:office:word" xmlns:w="http://schemas.openxmlformats.org/wordprocessingml/2006/main" xmlns:w14="http://schemas.microsoft.com/office/word/2010/wordml" xmlns:w15="http://schemas.microsoft.com/office/word/2012/wordml" xmlns:w16cex="http://schemas.microsoft.com/office/word/2018/wordml/cex" xmlns:w16cid="http://schemas.microsoft.com/office/word/2016/wordml/cid" xmlns:w16="http://schemas.microsoft.com/office/word/2018/wordml" xmlns:w16du="http://schemas.microsoft.com/office/word/2023/wordml/word16du" xmlns:w16sdtdh="http://schemas.microsoft.com/office/word/2020/wordml/sdtdatahash" xmlns:w16sdtfl="http://schemas.microsoft.com/office/word/2024/wordml/sdtformatlock" xmlns:w16se="http://schemas.microsoft.com/office/word/2015/wordml/symex" xmlns:wpg="http://schemas.microsoft.com/office/word/2010/wordprocessingGroup" xmlns:wpi="http://schemas.microsoft.com/office/word/2010/wordprocessingInk" xmlns:wne="http://schemas.microsoft.com/office/word/2006/wordml" xmlns:wps="http://schemas.microsoft.com/office/word/2010/wordprocessingShape" mc:Ignorable="w14 w15 w16se w16cid w16 w16cex w16sdtdh w16sdtfl w16du wp14">
+  <w:sdt>
+    <w:sdtPr>
+      <w:id w:val="2075697300"/>
+      <w:docPartObj>
+        <w:docPartGallery w:val="Page Numbers (Bottom of Page)"/>
+        <w:docPartUnique/>
+      </w:docPartObj>
+    </w:sdtPr>
+    <w:sdtContent>
+      <w:p>
+        <w:pPr>
+          <w:pStyle w:val="Piedepgina"/>
+          <w:jc w:val="right"/>
+        </w:pPr>
+        <w:r>
+          <w:fldChar w:fldCharType="begin"/>
+        </w:r>
+        <w:r>
+          <w:instrText>PAGE   \* MERGEFORMAT</w:instrText>
+        </w:r>
+        <w:r>
+          <w:fldChar w:fldCharType="separate"/>
+        </w:r>
+        <w:r>
+          <w:t>2</w:t>
+        </w:r>
+        <w:r>
+          <w:fldChar w:fldCharType="end"/>
+        </w:r>
+      </w:p>
+    </w:sdtContent>
+  </w:sdt>
+  <w:p>
+    <w:pPr>
+      <w:pStyle w:val="Piedepgina"/>
+    </w:pPr>
+  </w:p>
+</w:ftr>
+</file>
+
+<file path=word/footnotes.xml><?xml version="1.0" encoding="utf-8"?>
+<w:footnotes xmlns:wpc="http://schemas.microsoft.com/office/word/2010/wordprocessingCanvas" xmlns:cx="http://schemas.microsoft.com/office/drawing/2014/chartex" xmlns:cx1="http://schemas.microsoft.com/office/drawing/2015/9/8/chartex" xmlns:cx2="http://schemas.microsoft.com/office/drawing/2015/10/21/chartex" xmlns:cx3="http://schemas.microsoft.com/office/drawing/2016/5/9/chartex" xmlns:cx4="http://schemas.microsoft.com/office/drawing/2016/5/10/chartex" xmlns:cx5="http://schemas.microsoft.com/office/drawing/2016/5/11/chartex" xmlns:cx6="http://schemas.microsoft.com/office/drawing/2016/5/12/chartex" xmlns:cx7="http://schemas.microsoft.com/office/drawing/2016/5/13/chartex" xmlns:cx8="http://schemas.microsoft.com/office/drawing/2016/5/14/chartex" xmlns:mc="http://schemas.openxmlformats.org/markup-compatibility/2006" xmlns:aink="http://schemas.microsoft.com/office/drawing/2016/ink" xmlns:am3d="http://schemas.microsoft.com/office/drawing/2017/model3d" xmlns:o="urn:schemas-microsoft-com:office:office" xmlns:oel="http://schemas.microsoft.com/office/2019/extlst" xmlns:r="http://schemas.openxmlformats.org/officeDocument/2006/relationships" xmlns:m="http://schemas.openxmlformats.org/officeDocument/2006/math" xmlns:v="urn:schemas-microsoft-com:vml" xmlns:wp14="http://schemas.microsoft.com/office/word/2010/wordprocessingDrawing" xmlns:wp="http://schemas.openxmlformats.org/drawingml/2006/wordprocessingDrawing" xmlns:w10="urn:schemas-microsoft-com:office:word" xmlns:w="http://schemas.openxmlformats.org/wordprocessingml/2006/main" xmlns:w14="http://schemas.microsoft.com/office/word/2010/wordml" xmlns:w15="http://schemas.microsoft.com/office/word/2012/wordml" xmlns:w16cex="http://schemas.microsoft.com/office/word/2018/wordml/cex" xmlns:w16cid="http://schemas.microsoft.com/office/word/2016/wordml/cid" xmlns:w16="http://schemas.microsoft.com/office/word/2018/wordml" xmlns:w16du="http://schemas.microsoft.com/office/word/2023/wordml/word16du" xmlns:w16sdtdh="http://schemas.microsoft.com/office/word/2020/wordml/sdtdatahash" xmlns:w16sdtfl="http://schemas.microsoft.com/office/word/2024/wordml/sdtformatlock" xmlns:w16se="http://schemas.microsoft.com/office/word/2015/wordml/symex" xmlns:wpg="http://schemas.microsoft.com/office/word/2010/wordprocessingGroup" xmlns:wpi="http://schemas.microsoft.com/office/word/2010/wordprocessingInk" xmlns:wne="http://schemas.microsoft.com/office/word/2006/wordml" xmlns:wps="http://schemas.microsoft.com/office/word/2010/wordprocessingShape" mc:Ignorable="w14 w15 w16se w16cid w16 w16cex w16sdtdh w16sdtfl w16du wp14">
+  <w:footnote w:type="separator" w:id="-1">
+    <w:p>
+      <w:pPr>
+        <w:spacing w:after="0" w:line="240" w:lineRule="auto"/>
+      </w:pPr>
+      <w:r>
+        <w:separator/>
+      </w:r>
+    </w:p>
+  </w:footnote>
+  <w:footnote w:type="continuationSeparator" w:id="0">
+    <w:p>
+      <w:pPr>
+        <w:spacing w:after="0" w:line="240" w:lineRule="auto"/>
+      </w:pPr>
+      <w:r>
+        <w:continuationSeparator/>
+      </w:r>
+    </w:p>
+  </w:footnote>
+</w:footnotes>
+</file>
+
 <file path=word/numbering.xml><?xml version="1.0" encoding="utf-8"?>
-<w:numbering xmlns:wpc="http://schemas.microsoft.com/office/word/2010/wordprocessingCanvas" xmlns:cx="http://schemas.microsoft.com/office/drawing/2014/chartex" xmlns:cx1="http://schemas.microsoft.com/office/drawing/2015/9/8/chartex" xmlns:cx2="http://schemas.microsoft.com/office/drawing/2015/10/21/chartex" xmlns:cx3="http://schemas.microsoft.com/office/drawing/2016/5/9/chartex" xmlns:cx4="http://schemas.microsoft.com/office/drawing/2016/5/10/chartex" xmlns:cx5="http://schemas.microsoft.com/office/drawing/2016/5/11/chartex" xmlns:cx6="http://schemas.microsoft.com/office/drawing/2016/5/12/chartex" xmlns:cx7="http://schemas.microsoft.com/office/drawing/2016/5/13/chartex" xmlns:cx8="http://schemas.microsoft.com/office/drawing/2016/5/14/chartex" xmlns:mc="http://schemas.openxmlformats.org/markup-compatibility/2006" xmlns:aink="http://schemas.microsoft.com/office/drawing/2016/ink" xmlns:am3d="http://schemas.microsoft.com/office/drawing/2017/model3d" xmlns:o="urn:schemas-microsoft-com:office:office" xmlns:r="http://schemas.openxmlformats.org/officeDocument/2006/relationships" xmlns:m="http://schemas.openxmlformats.org/officeDocument/2006/math" xmlns:v="urn:schemas-microsoft-com:vml" xmlns:wp14="http://schemas.microsoft.com/office/word/2010/wordprocessingDrawing" xmlns:wp="http://schemas.openxmlformats.org/drawingml/2006/wordprocessingDrawing" xmlns:w10="urn:schemas-microsoft-com:office:word" xmlns:w="http://schemas.openxmlformats.org/wordprocessingml/2006/main" xmlns:w14="http://schemas.microsoft.com/office/word/2010/wordml" xmlns:w15="http://schemas.microsoft.com/office/word/2012/wordml" xmlns:w16cid="http://schemas.microsoft.com/office/word/2016/wordml/cid" xmlns:w16se="http://schemas.microsoft.com/office/word/2015/wordml/symex" xmlns:wpg="http://schemas.microsoft.com/office/word/2010/wordprocessingGroup" xmlns:wpi="http://schemas.microsoft.com/office/word/2010/wordprocessingInk" xmlns:wne="http://schemas.microsoft.com/office/word/2006/wordml" xmlns:wps="http://schemas.microsoft.com/office/word/2010/wordprocessingShape" mc:Ignorable="w14 w15 w16se w16cid wp14">
+<w:numbering xmlns:wpc="http://schemas.microsoft.com/office/word/2010/wordprocessingCanvas" xmlns:cx="http://schemas.microsoft.com/office/drawing/2014/chartex" xmlns:cx1="http://schemas.microsoft.com/office/drawing/2015/9/8/chartex" xmlns:cx2="http://schemas.microsoft.com/office/drawing/2015/10/21/chartex" xmlns:cx3="http://schemas.microsoft.com/office/drawing/2016/5/9/chartex" xmlns:cx4="http://schemas.microsoft.com/office/drawing/2016/5/10/chartex" xmlns:cx5="http://schemas.microsoft.com/office/drawing/2016/5/11/chartex" xmlns:cx6="http://schemas.microsoft.com/office/drawing/2016/5/12/chartex" xmlns:cx7="http://schemas.microsoft.com/office/drawing/2016/5/13/chartex" xmlns:cx8="http://schemas.microsoft.com/office/drawing/2016/5/14/chartex" xmlns:mc="http://schemas.openxmlformats.org/markup-compatibility/2006" xmlns:aink="http://schemas.microsoft.com/office/drawing/2016/ink" xmlns:am3d="http://schemas.microsoft.com/office/drawing/2017/model3d" xmlns:o="urn:schemas-microsoft-com:office:office" xmlns:oel="http://schemas.microsoft.com/office/2019/extlst" xmlns:r="http://schemas.openxmlformats.org/officeDocument/2006/relationships" xmlns:m="http://schemas.openxmlformats.org/officeDocument/2006/math" xmlns:v="urn:schemas-microsoft-com:vml" xmlns:wp14="http://schemas.microsoft.com/office/word/2010/wordprocessingDrawing" xmlns:wp="http://schemas.openxmlformats.org/drawingml/2006/wordprocessingDrawing" xmlns:w10="urn:schemas-microsoft-com:office:word" xmlns:w="http://schemas.openxmlformats.org/wordprocessingml/2006/main" xmlns:w14="http://schemas.microsoft.com/office/word/2010/wordml" xmlns:w15="http://schemas.microsoft.com/office/word/2012/wordml" xmlns:w16cex="http://schemas.microsoft.com/office/word/2018/wordml/cex" xmlns:w16cid="http://schemas.microsoft.com/office/word/2016/wordml/cid" xmlns:w16="http://schemas.microsoft.com/office/word/2018/wordml" xmlns:w16du="http://schemas.microsoft.com/office/word/2023/wordml/word16du" xmlns:w16sdtdh="http://schemas.microsoft.com/office/word/2020/wordml/sdtdatahash" xmlns:w16sdtfl="http://schemas.microsoft.com/office/word/2024/wordml/sdtformatlock" xmlns:w16se="http://schemas.microsoft.com/office/word/2015/wordml/symex" xmlns:wpg="http://schemas.microsoft.com/office/word/2010/wordprocessingGroup" xmlns:wpi="http://schemas.microsoft.com/office/word/2010/wordprocessingInk" xmlns:wne="http://schemas.microsoft.com/office/word/2006/wordml" xmlns:wps="http://schemas.microsoft.com/office/word/2010/wordprocessingShape" mc:Ignorable="w14 w15 w16se w16cid w16 w16cex w16sdtdh w16sdtfl w16du wp14">
   <w:abstractNum w:abstractNumId="0" w15:restartNumberingAfterBreak="0">
     <w:nsid w:val="07BF586E"/>
     <w:multiLevelType w:val="multilevel"/>
@@ -4588,53 +5031,53 @@
       </w:rPr>
     </w:lvl>
   </w:abstractNum>
-  <w:num w:numId="1">
+  <w:num w:numId="1" w16cid:durableId="1961260927">
     <w:abstractNumId w:val="8"/>
   </w:num>
-  <w:num w:numId="2">
+  <w:num w:numId="2" w16cid:durableId="41056910">
     <w:abstractNumId w:val="6"/>
   </w:num>
-  <w:num w:numId="3">
+  <w:num w:numId="3" w16cid:durableId="2105489661">
     <w:abstractNumId w:val="5"/>
   </w:num>
-  <w:num w:numId="4">
+  <w:num w:numId="4" w16cid:durableId="40717485">
     <w:abstractNumId w:val="10"/>
   </w:num>
-  <w:num w:numId="5">
+  <w:num w:numId="5" w16cid:durableId="426000141">
     <w:abstractNumId w:val="3"/>
   </w:num>
-  <w:num w:numId="6">
+  <w:num w:numId="6" w16cid:durableId="562299956">
     <w:abstractNumId w:val="7"/>
   </w:num>
-  <w:num w:numId="7">
+  <w:num w:numId="7" w16cid:durableId="732628462">
     <w:abstractNumId w:val="11"/>
   </w:num>
-  <w:num w:numId="8">
+  <w:num w:numId="8" w16cid:durableId="869420410">
     <w:abstractNumId w:val="2"/>
   </w:num>
-  <w:num w:numId="9">
+  <w:num w:numId="9" w16cid:durableId="2103984691">
     <w:abstractNumId w:val="12"/>
   </w:num>
-  <w:num w:numId="10">
+  <w:num w:numId="10" w16cid:durableId="1547529043">
     <w:abstractNumId w:val="9"/>
   </w:num>
-  <w:num w:numId="11">
+  <w:num w:numId="11" w16cid:durableId="1467313388">
     <w:abstractNumId w:val="1"/>
   </w:num>
-  <w:num w:numId="12">
+  <w:num w:numId="12" w16cid:durableId="1388987418">
     <w:abstractNumId w:val="0"/>
   </w:num>
-  <w:num w:numId="13">
+  <w:num w:numId="13" w16cid:durableId="1308901380">
     <w:abstractNumId w:val="13"/>
   </w:num>
-  <w:num w:numId="14">
+  <w:num w:numId="14" w16cid:durableId="378210304">
     <w:abstractNumId w:val="4"/>
   </w:num>
 </w:numbering>
 </file>
 
 <file path=word/styles.xml><?xml version="1.0" encoding="utf-8"?>
-<w:styles xmlns:mc="http://schemas.openxmlformats.org/markup-compatibility/2006" xmlns:r="http://schemas.openxmlformats.org/officeDocument/2006/relationships" xmlns:w="http://schemas.openxmlformats.org/wordprocessingml/2006/main" xmlns:w14="http://schemas.microsoft.com/office/word/2010/wordml" xmlns:w15="http://schemas.microsoft.com/office/word/2012/wordml" xmlns:w16cid="http://schemas.microsoft.com/office/word/2016/wordml/cid" xmlns:w16se="http://schemas.microsoft.com/office/word/2015/wordml/symex" mc:Ignorable="w14 w15 w16se w16cid">
+<w:styles xmlns:mc="http://schemas.openxmlformats.org/markup-compatibility/2006" xmlns:r="http://schemas.openxmlformats.org/officeDocument/2006/relationships" xmlns:w="http://schemas.openxmlformats.org/wordprocessingml/2006/main" xmlns:w14="http://schemas.microsoft.com/office/word/2010/wordml" xmlns:w15="http://schemas.microsoft.com/office/word/2012/wordml" xmlns:w16cex="http://schemas.microsoft.com/office/word/2018/wordml/cex" xmlns:w16cid="http://schemas.microsoft.com/office/word/2016/wordml/cid" xmlns:w16="http://schemas.microsoft.com/office/word/2018/wordml" xmlns:w16du="http://schemas.microsoft.com/office/word/2023/wordml/word16du" xmlns:w16sdtdh="http://schemas.microsoft.com/office/word/2020/wordml/sdtdatahash" xmlns:w16sdtfl="http://schemas.microsoft.com/office/word/2024/wordml/sdtformatlock" xmlns:w16se="http://schemas.microsoft.com/office/word/2015/wordml/symex" mc:Ignorable="w14 w15 w16se w16cid w16 w16cex w16sdtdh w16sdtfl w16du">
   <w:docDefaults>
     <w:rPrDefault>
       <w:rPr>
@@ -4650,7 +5093,7 @@
       </w:pPr>
     </w:pPrDefault>
   </w:docDefaults>
-  <w:latentStyles w:defLockedState="0" w:defUIPriority="99" w:defSemiHidden="0" w:defUnhideWhenUsed="0" w:defQFormat="0" w:count="375">
+  <w:latentStyles w:defLockedState="0" w:defUIPriority="99" w:defSemiHidden="0" w:defUnhideWhenUsed="0" w:defQFormat="0" w:count="376">
     <w:lsdException w:name="Normal" w:uiPriority="0" w:qFormat="1"/>
     <w:lsdException w:name="heading 1" w:uiPriority="9" w:qFormat="1"/>
     <w:lsdException w:name="heading 2" w:semiHidden="1" w:uiPriority="9" w:unhideWhenUsed="1" w:qFormat="1"/>
@@ -5026,6 +5469,7 @@
     <w:lsdException w:name="Smart Hyperlink" w:semiHidden="1" w:unhideWhenUsed="1"/>
     <w:lsdException w:name="Hashtag" w:semiHidden="1" w:unhideWhenUsed="1"/>
     <w:lsdException w:name="Unresolved Mention" w:semiHidden="1" w:unhideWhenUsed="1"/>
+    <w:lsdException w:name="Smart Link" w:semiHidden="1" w:unhideWhenUsed="1"/>
   </w:latentStyles>
   <w:style w:type="paragraph" w:default="1" w:styleId="Normal">
     <w:name w:val="Normal"/>
@@ -5150,6 +5594,50 @@
       <w:sz w:val="24"/>
       <w:szCs w:val="24"/>
     </w:rPr>
+  </w:style>
+  <w:style w:type="paragraph" w:styleId="Encabezado">
+    <w:name w:val="header"/>
+    <w:basedOn w:val="Normal"/>
+    <w:link w:val="EncabezadoCar"/>
+    <w:uiPriority w:val="99"/>
+    <w:unhideWhenUsed/>
+    <w:rsid w:val="00320905"/>
+    <w:pPr>
+      <w:tabs>
+        <w:tab w:val="center" w:pos="4252"/>
+        <w:tab w:val="right" w:pos="8504"/>
+      </w:tabs>
+      <w:spacing w:after="0" w:line="240" w:lineRule="auto"/>
+    </w:pPr>
+  </w:style>
+  <w:style w:type="character" w:customStyle="1" w:styleId="EncabezadoCar">
+    <w:name w:val="Encabezado Car"/>
+    <w:basedOn w:val="Fuentedeprrafopredeter"/>
+    <w:link w:val="Encabezado"/>
+    <w:uiPriority w:val="99"/>
+    <w:rsid w:val="00320905"/>
+  </w:style>
+  <w:style w:type="paragraph" w:styleId="Piedepgina">
+    <w:name w:val="footer"/>
+    <w:basedOn w:val="Normal"/>
+    <w:link w:val="PiedepginaCar"/>
+    <w:uiPriority w:val="99"/>
+    <w:unhideWhenUsed/>
+    <w:rsid w:val="00320905"/>
+    <w:pPr>
+      <w:tabs>
+        <w:tab w:val="center" w:pos="4252"/>
+        <w:tab w:val="right" w:pos="8504"/>
+      </w:tabs>
+      <w:spacing w:after="0" w:line="240" w:lineRule="auto"/>
+    </w:pPr>
+  </w:style>
+  <w:style w:type="character" w:customStyle="1" w:styleId="PiedepginaCar">
+    <w:name w:val="Pie de página Car"/>
+    <w:basedOn w:val="Fuentedeprrafopredeter"/>
+    <w:link w:val="Piedepgina"/>
+    <w:uiPriority w:val="99"/>
+    <w:rsid w:val="00320905"/>
   </w:style>
 </w:styles>
 </file>
